--- a/srs/软件需求规格说明书-SRS-V1.1.docx
+++ b/srs/软件需求规格说明书-SRS-V1.1.docx
@@ -809,7 +809,7 @@
                 <w:sz w:val="21"/>
                 <w:lang w:eastAsia="zh-CN"/>
               </w:rPr>
-              <w:t>初稿：依据课程实践说明与任务书整理需求基线</w:t>
+              <w:t>依据课程实践说明与任务书整理需求基线</w:t>
             </w:r>
           </w:p>
         </w:tc>
@@ -10110,6 +10110,7 @@
       <w:pPr>
         <w:spacing w:after="120"/>
         <w:rPr>
+          <w:sz w:val="21"/>
           <w:lang w:eastAsia="zh-CN"/>
         </w:rPr>
       </w:pPr>
@@ -10149,6 +10150,7 @@
         </w:rPr>
         <w:t>周）：不新增未经确认的业务范围，重点完成回归测试、缺陷修复、小步重构、覆盖率检查和交叉验收材料。</w:t>
       </w:r>
+      <w:bookmarkStart w:id="15" w:name="_Toc239157879"/>
     </w:p>
     <w:p>
       <w:pPr>
@@ -10157,22 +10159,6 @@
           <w:lang w:eastAsia="zh-CN"/>
         </w:rPr>
       </w:pPr>
-      <w:r>
-        <w:rPr>
-          <w:sz w:val="21"/>
-          <w:lang w:eastAsia="zh-CN"/>
-        </w:rPr>
-        <w:t>阶段门禁：上一阶段的需求、测试、缺陷和风险记录未关闭前，不进入下一阶段。</w:t>
-      </w:r>
-    </w:p>
-    <w:p>
-      <w:pPr>
-        <w:pStyle w:val="1"/>
-        <w:rPr>
-          <w:lang w:eastAsia="zh-CN"/>
-        </w:rPr>
-      </w:pPr>
-      <w:bookmarkStart w:id="15" w:name="_Toc239157879"/>
       <w:r>
         <w:rPr>
           <w:lang w:eastAsia="zh-CN"/>
@@ -12485,8 +12471,17 @@
           <w:sz w:val="21"/>
           <w:lang w:eastAsia="zh-CN"/>
         </w:rPr>
-        <w:t xml:space="preserve"> DECIMAL(10,2)</w:t>
-      </w:r>
+        <w:t xml:space="preserve"> </w:t>
+      </w:r>
+      <w:bookmarkStart w:id="19" w:name="OLE_LINK1"/>
+      <w:r>
+        <w:rPr>
+          <w:sz w:val="21"/>
+          <w:lang w:eastAsia="zh-CN"/>
+        </w:rPr>
+        <w:t>DECIMAL(10,2)</w:t>
+      </w:r>
+      <w:bookmarkEnd w:id="19"/>
       <w:r>
         <w:rPr>
           <w:sz w:val="21"/>
@@ -12669,7 +12664,7 @@
           <w:lang w:eastAsia="zh-CN"/>
         </w:rPr>
       </w:pPr>
-      <w:bookmarkStart w:id="19" w:name="_Toc239157883"/>
+      <w:bookmarkStart w:id="20" w:name="_Toc239157883"/>
       <w:r>
         <w:rPr>
           <w:lang w:eastAsia="zh-CN"/>
@@ -12682,506 +12677,6 @@
           <w:lang w:eastAsia="zh-CN"/>
         </w:rPr>
         <w:t>购物车模块</w:t>
-      </w:r>
-      <w:bookmarkEnd w:id="19"/>
-    </w:p>
-    <w:p>
-      <w:pPr>
-        <w:pStyle w:val="4"/>
-        <w:rPr>
-          <w:lang w:eastAsia="zh-CN"/>
-        </w:rPr>
-      </w:pPr>
-      <w:r>
-        <w:rPr>
-          <w:lang w:eastAsia="zh-CN"/>
-        </w:rPr>
-        <w:t xml:space="preserve">3.4.1 </w:t>
-      </w:r>
-      <w:r>
-        <w:rPr>
-          <w:lang w:eastAsia="zh-CN"/>
-        </w:rPr>
-        <w:t>加入购物车（</w:t>
-      </w:r>
-      <w:r>
-        <w:rPr>
-          <w:lang w:eastAsia="zh-CN"/>
-        </w:rPr>
-        <w:t>FR-012</w:t>
-      </w:r>
-      <w:r>
-        <w:rPr>
-          <w:lang w:eastAsia="zh-CN"/>
-        </w:rPr>
-        <w:t>）</w:t>
-      </w:r>
-    </w:p>
-    <w:p>
-      <w:pPr>
-        <w:spacing w:after="120"/>
-        <w:rPr>
-          <w:lang w:eastAsia="zh-CN"/>
-        </w:rPr>
-      </w:pPr>
-      <w:r>
-        <w:rPr>
-          <w:b/>
-          <w:lang w:eastAsia="zh-CN"/>
-        </w:rPr>
-        <w:t>描述</w:t>
-      </w:r>
-      <w:r>
-        <w:rPr>
-          <w:lang w:eastAsia="zh-CN"/>
-        </w:rPr>
-        <w:t>：登录顾客将指定数量的商品加入购物车。</w:t>
-      </w:r>
-    </w:p>
-    <w:p>
-      <w:pPr>
-        <w:spacing w:after="40"/>
-        <w:rPr>
-          <w:lang w:eastAsia="zh-CN"/>
-        </w:rPr>
-      </w:pPr>
-      <w:r>
-        <w:rPr>
-          <w:b/>
-          <w:lang w:eastAsia="zh-CN"/>
-        </w:rPr>
-        <w:t>验收标准</w:t>
-      </w:r>
-      <w:r>
-        <w:rPr>
-          <w:lang w:eastAsia="zh-CN"/>
-        </w:rPr>
-        <w:t>：</w:t>
-      </w:r>
-    </w:p>
-    <w:p>
-      <w:pPr>
-        <w:spacing w:after="80"/>
-        <w:ind w:left="283"/>
-        <w:rPr>
-          <w:lang w:eastAsia="zh-CN"/>
-        </w:rPr>
-      </w:pPr>
-      <w:r>
-        <w:rPr>
-          <w:lang w:eastAsia="zh-CN"/>
-        </w:rPr>
-        <w:t xml:space="preserve">1. </w:t>
-      </w:r>
-      <w:r>
-        <w:rPr>
-          <w:lang w:eastAsia="zh-CN"/>
-        </w:rPr>
-        <w:t>下架商品不可加入购物车；</w:t>
-      </w:r>
-    </w:p>
-    <w:p>
-      <w:pPr>
-        <w:spacing w:after="80"/>
-        <w:ind w:left="283"/>
-        <w:rPr>
-          <w:lang w:eastAsia="zh-CN"/>
-        </w:rPr>
-      </w:pPr>
-      <w:r>
-        <w:rPr>
-          <w:sz w:val="21"/>
-          <w:lang w:eastAsia="zh-CN"/>
-        </w:rPr>
-        <w:t xml:space="preserve">2. </w:t>
-      </w:r>
-      <w:r>
-        <w:rPr>
-          <w:sz w:val="21"/>
-          <w:lang w:eastAsia="zh-CN"/>
-        </w:rPr>
-        <w:t>购物车按用户与店铺隔离；同一商品重复加入时数量累加，累加结果不得超过当前库存；</w:t>
-      </w:r>
-    </w:p>
-    <w:p>
-      <w:pPr>
-        <w:pStyle w:val="4"/>
-        <w:rPr>
-          <w:lang w:eastAsia="zh-CN"/>
-        </w:rPr>
-      </w:pPr>
-      <w:r>
-        <w:rPr>
-          <w:lang w:eastAsia="zh-CN"/>
-        </w:rPr>
-        <w:t xml:space="preserve">3.4.2 </w:t>
-      </w:r>
-      <w:r>
-        <w:rPr>
-          <w:lang w:eastAsia="zh-CN"/>
-        </w:rPr>
-        <w:t>查看购物车（</w:t>
-      </w:r>
-      <w:r>
-        <w:rPr>
-          <w:lang w:eastAsia="zh-CN"/>
-        </w:rPr>
-        <w:t>FR-013</w:t>
-      </w:r>
-      <w:r>
-        <w:rPr>
-          <w:lang w:eastAsia="zh-CN"/>
-        </w:rPr>
-        <w:t>）</w:t>
-      </w:r>
-    </w:p>
-    <w:p>
-      <w:pPr>
-        <w:spacing w:after="120"/>
-        <w:rPr>
-          <w:lang w:eastAsia="zh-CN"/>
-        </w:rPr>
-      </w:pPr>
-      <w:r>
-        <w:rPr>
-          <w:b/>
-          <w:lang w:eastAsia="zh-CN"/>
-        </w:rPr>
-        <w:t>描述</w:t>
-      </w:r>
-      <w:r>
-        <w:rPr>
-          <w:lang w:eastAsia="zh-CN"/>
-        </w:rPr>
-        <w:t>：登录顾客查看购物车商品明细、数量与合计金额。</w:t>
-      </w:r>
-    </w:p>
-    <w:p>
-      <w:pPr>
-        <w:spacing w:after="40"/>
-        <w:rPr>
-          <w:lang w:eastAsia="zh-CN"/>
-        </w:rPr>
-      </w:pPr>
-      <w:r>
-        <w:rPr>
-          <w:b/>
-          <w:lang w:eastAsia="zh-CN"/>
-        </w:rPr>
-        <w:t>验收标准</w:t>
-      </w:r>
-      <w:r>
-        <w:rPr>
-          <w:lang w:eastAsia="zh-CN"/>
-        </w:rPr>
-        <w:t>：</w:t>
-      </w:r>
-    </w:p>
-    <w:p>
-      <w:pPr>
-        <w:spacing w:after="80"/>
-        <w:ind w:left="283"/>
-        <w:rPr>
-          <w:lang w:eastAsia="zh-CN"/>
-        </w:rPr>
-      </w:pPr>
-      <w:r>
-        <w:rPr>
-          <w:lang w:eastAsia="zh-CN"/>
-        </w:rPr>
-        <w:t xml:space="preserve">1. </w:t>
-      </w:r>
-      <w:r>
-        <w:rPr>
-          <w:lang w:eastAsia="zh-CN"/>
-        </w:rPr>
-        <w:t>金额计算正确（含小数精度）；</w:t>
-      </w:r>
-    </w:p>
-    <w:p>
-      <w:pPr>
-        <w:spacing w:after="80"/>
-        <w:ind w:left="283"/>
-        <w:rPr>
-          <w:lang w:eastAsia="zh-CN"/>
-        </w:rPr>
-      </w:pPr>
-      <w:r>
-        <w:rPr>
-          <w:lang w:eastAsia="zh-CN"/>
-        </w:rPr>
-        <w:t xml:space="preserve">2. </w:t>
-      </w:r>
-      <w:r>
-        <w:rPr>
-          <w:lang w:eastAsia="zh-CN"/>
-        </w:rPr>
-        <w:t>已下架或库存不足的商品在列表中标注。</w:t>
-      </w:r>
-    </w:p>
-    <w:p>
-      <w:pPr>
-        <w:pStyle w:val="4"/>
-        <w:rPr>
-          <w:lang w:eastAsia="zh-CN"/>
-        </w:rPr>
-      </w:pPr>
-      <w:r>
-        <w:rPr>
-          <w:lang w:eastAsia="zh-CN"/>
-        </w:rPr>
-        <w:t xml:space="preserve">3.4.3 </w:t>
-      </w:r>
-      <w:r>
-        <w:rPr>
-          <w:lang w:eastAsia="zh-CN"/>
-        </w:rPr>
-        <w:t>修改购物车（</w:t>
-      </w:r>
-      <w:r>
-        <w:rPr>
-          <w:lang w:eastAsia="zh-CN"/>
-        </w:rPr>
-        <w:t>FR-014</w:t>
-      </w:r>
-      <w:r>
-        <w:rPr>
-          <w:lang w:eastAsia="zh-CN"/>
-        </w:rPr>
-        <w:t>）</w:t>
-      </w:r>
-    </w:p>
-    <w:p>
-      <w:pPr>
-        <w:spacing w:after="120"/>
-        <w:rPr>
-          <w:lang w:eastAsia="zh-CN"/>
-        </w:rPr>
-      </w:pPr>
-      <w:r>
-        <w:rPr>
-          <w:b/>
-          <w:lang w:eastAsia="zh-CN"/>
-        </w:rPr>
-        <w:t>描述</w:t>
-      </w:r>
-      <w:r>
-        <w:rPr>
-          <w:lang w:eastAsia="zh-CN"/>
-        </w:rPr>
-        <w:t>：顾客修改购物车中商品的数量。</w:t>
-      </w:r>
-    </w:p>
-    <w:p>
-      <w:pPr>
-        <w:spacing w:after="40"/>
-        <w:rPr>
-          <w:lang w:eastAsia="zh-CN"/>
-        </w:rPr>
-      </w:pPr>
-      <w:r>
-        <w:rPr>
-          <w:b/>
-          <w:lang w:eastAsia="zh-CN"/>
-        </w:rPr>
-        <w:t>验收标准</w:t>
-      </w:r>
-      <w:r>
-        <w:rPr>
-          <w:lang w:eastAsia="zh-CN"/>
-        </w:rPr>
-        <w:t>：</w:t>
-      </w:r>
-    </w:p>
-    <w:p>
-      <w:pPr>
-        <w:spacing w:after="80"/>
-        <w:ind w:left="283"/>
-        <w:rPr>
-          <w:lang w:eastAsia="zh-CN"/>
-        </w:rPr>
-      </w:pPr>
-      <w:r>
-        <w:rPr>
-          <w:lang w:eastAsia="zh-CN"/>
-        </w:rPr>
-        <w:t xml:space="preserve">1. </w:t>
-      </w:r>
-      <w:r>
-        <w:rPr>
-          <w:lang w:eastAsia="zh-CN"/>
-        </w:rPr>
-        <w:t>数量为</w:t>
-      </w:r>
-      <w:r>
-        <w:rPr>
-          <w:lang w:eastAsia="zh-CN"/>
-        </w:rPr>
-        <w:t xml:space="preserve"> 0 </w:t>
-      </w:r>
-      <w:r>
-        <w:rPr>
-          <w:lang w:eastAsia="zh-CN"/>
-        </w:rPr>
-        <w:t>时删除该条目；</w:t>
-      </w:r>
-    </w:p>
-    <w:p>
-      <w:pPr>
-        <w:spacing w:after="80"/>
-        <w:ind w:left="283"/>
-        <w:rPr>
-          <w:lang w:eastAsia="zh-CN"/>
-        </w:rPr>
-      </w:pPr>
-      <w:r>
-        <w:rPr>
-          <w:lang w:eastAsia="zh-CN"/>
-        </w:rPr>
-        <w:t xml:space="preserve">2. </w:t>
-      </w:r>
-      <w:r>
-        <w:rPr>
-          <w:lang w:eastAsia="zh-CN"/>
-        </w:rPr>
-        <w:t>数量超过库存上限时拒绝并提示。</w:t>
-      </w:r>
-    </w:p>
-    <w:p>
-      <w:pPr>
-        <w:pStyle w:val="4"/>
-        <w:rPr>
-          <w:lang w:eastAsia="zh-CN"/>
-        </w:rPr>
-      </w:pPr>
-      <w:r>
-        <w:rPr>
-          <w:lang w:eastAsia="zh-CN"/>
-        </w:rPr>
-        <w:t xml:space="preserve">3.4.4 </w:t>
-      </w:r>
-      <w:r>
-        <w:rPr>
-          <w:lang w:eastAsia="zh-CN"/>
-        </w:rPr>
-        <w:t>删除购物车（</w:t>
-      </w:r>
-      <w:r>
-        <w:rPr>
-          <w:lang w:eastAsia="zh-CN"/>
-        </w:rPr>
-        <w:t>FR-015</w:t>
-      </w:r>
-      <w:r>
-        <w:rPr>
-          <w:lang w:eastAsia="zh-CN"/>
-        </w:rPr>
-        <w:t>）</w:t>
-      </w:r>
-    </w:p>
-    <w:p>
-      <w:pPr>
-        <w:spacing w:after="120"/>
-        <w:rPr>
-          <w:lang w:eastAsia="zh-CN"/>
-        </w:rPr>
-      </w:pPr>
-      <w:r>
-        <w:rPr>
-          <w:b/>
-          <w:lang w:eastAsia="zh-CN"/>
-        </w:rPr>
-        <w:t>描述</w:t>
-      </w:r>
-      <w:r>
-        <w:rPr>
-          <w:lang w:eastAsia="zh-CN"/>
-        </w:rPr>
-        <w:t>：顾客删除购物车中的单个条目或清空购物车。</w:t>
-      </w:r>
-    </w:p>
-    <w:p>
-      <w:pPr>
-        <w:spacing w:after="40"/>
-        <w:rPr>
-          <w:lang w:eastAsia="zh-CN"/>
-        </w:rPr>
-      </w:pPr>
-      <w:r>
-        <w:rPr>
-          <w:b/>
-          <w:lang w:eastAsia="zh-CN"/>
-        </w:rPr>
-        <w:t>验收标准</w:t>
-      </w:r>
-      <w:r>
-        <w:rPr>
-          <w:lang w:eastAsia="zh-CN"/>
-        </w:rPr>
-        <w:t>：</w:t>
-      </w:r>
-    </w:p>
-    <w:p>
-      <w:pPr>
-        <w:spacing w:after="80"/>
-        <w:ind w:left="283"/>
-        <w:rPr>
-          <w:lang w:eastAsia="zh-CN"/>
-        </w:rPr>
-      </w:pPr>
-      <w:r>
-        <w:rPr>
-          <w:lang w:eastAsia="zh-CN"/>
-        </w:rPr>
-        <w:t xml:space="preserve">1. </w:t>
-      </w:r>
-      <w:r>
-        <w:rPr>
-          <w:lang w:eastAsia="zh-CN"/>
-        </w:rPr>
-        <w:t>删除后数据持久化生效；</w:t>
-      </w:r>
-    </w:p>
-    <w:p>
-      <w:pPr>
-        <w:spacing w:after="80"/>
-        <w:ind w:left="283"/>
-        <w:rPr>
-          <w:lang w:eastAsia="zh-CN"/>
-        </w:rPr>
-      </w:pPr>
-      <w:r>
-        <w:rPr>
-          <w:lang w:eastAsia="zh-CN"/>
-        </w:rPr>
-        <w:t xml:space="preserve">2. </w:t>
-      </w:r>
-      <w:r>
-        <w:rPr>
-          <w:lang w:eastAsia="zh-CN"/>
-        </w:rPr>
-        <w:t>清空后购物车为空。</w:t>
-      </w:r>
-    </w:p>
-    <w:p>
-      <w:pPr>
-        <w:pStyle w:val="31"/>
-        <w:rPr>
-          <w:lang w:eastAsia="zh-CN"/>
-        </w:rPr>
-      </w:pPr>
-      <w:bookmarkStart w:id="20" w:name="_Toc239157884"/>
-      <w:r>
-        <w:rPr>
-          <w:lang w:eastAsia="zh-CN"/>
-        </w:rPr>
-        <w:t xml:space="preserve">3.5 </w:t>
-      </w:r>
-      <w:r>
-        <w:rPr>
-          <w:lang w:eastAsia="zh-CN"/>
-        </w:rPr>
-        <w:t>订单模块</w:t>
       </w:r>
       <w:bookmarkEnd w:id="20"/>
     </w:p>
@@ -13196,19 +12691,19 @@
         <w:rPr>
           <w:lang w:eastAsia="zh-CN"/>
         </w:rPr>
-        <w:t xml:space="preserve">3.5.1 </w:t>
-      </w:r>
-      <w:r>
-        <w:rPr>
-          <w:lang w:eastAsia="zh-CN"/>
-        </w:rPr>
-        <w:t>创建订单（</w:t>
-      </w:r>
-      <w:r>
-        <w:rPr>
-          <w:lang w:eastAsia="zh-CN"/>
-        </w:rPr>
-        <w:t>FR-016</w:t>
+        <w:t xml:space="preserve">3.4.1 </w:t>
+      </w:r>
+      <w:r>
+        <w:rPr>
+          <w:lang w:eastAsia="zh-CN"/>
+        </w:rPr>
+        <w:t>加入购物车（</w:t>
+      </w:r>
+      <w:r>
+        <w:rPr>
+          <w:lang w:eastAsia="zh-CN"/>
+        </w:rPr>
+        <w:t>FR-012</w:t>
       </w:r>
       <w:r>
         <w:rPr>
@@ -13235,7 +12730,7 @@
         <w:rPr>
           <w:lang w:eastAsia="zh-CN"/>
         </w:rPr>
-        <w:t>：登录顾客将购物车商品提交为订单。</w:t>
+        <w:t>：登录顾客将指定数量的商品加入购物车。</w:t>
       </w:r>
     </w:p>
     <w:p>
@@ -13271,14 +12766,13 @@
         <w:rPr>
           <w:lang w:eastAsia="zh-CN"/>
         </w:rPr>
-        <w:lastRenderedPageBreak/>
         <w:t xml:space="preserve">1. </w:t>
       </w:r>
       <w:r>
         <w:rPr>
           <w:lang w:eastAsia="zh-CN"/>
         </w:rPr>
-        <w:t>校验店铺营业状态与库存，打烊或库存不足时创建失败并提示；</w:t>
+        <w:t>下架商品不可加入购物车；</w:t>
       </w:r>
     </w:p>
     <w:p>
@@ -13301,67 +12795,85 @@
           <w:sz w:val="21"/>
           <w:lang w:eastAsia="zh-CN"/>
         </w:rPr>
-        <w:t>订单号全局唯一；金额按商品价格快照</w:t>
-      </w:r>
-      <w:r>
-        <w:rPr>
-          <w:sz w:val="21"/>
-          <w:lang w:eastAsia="zh-CN"/>
-        </w:rPr>
-        <w:t xml:space="preserve"> × </w:t>
-      </w:r>
-      <w:r>
-        <w:rPr>
-          <w:sz w:val="21"/>
-          <w:lang w:eastAsia="zh-CN"/>
-        </w:rPr>
-        <w:t>数量求和，使用</w:t>
-      </w:r>
-      <w:r>
-        <w:rPr>
-          <w:sz w:val="21"/>
-          <w:lang w:eastAsia="zh-CN"/>
-        </w:rPr>
-        <w:t xml:space="preserve"> DECIMAL(10,2) </w:t>
-      </w:r>
-      <w:r>
-        <w:rPr>
-          <w:sz w:val="21"/>
-          <w:lang w:eastAsia="zh-CN"/>
-        </w:rPr>
-        <w:t>和</w:t>
-      </w:r>
-      <w:r>
-        <w:rPr>
-          <w:sz w:val="21"/>
-          <w:lang w:eastAsia="zh-CN"/>
-        </w:rPr>
-        <w:t xml:space="preserve"> HALF_UP </w:t>
-      </w:r>
-      <w:r>
-        <w:rPr>
-          <w:sz w:val="21"/>
-          <w:lang w:eastAsia="zh-CN"/>
-        </w:rPr>
-        <w:t>规则；初始状态为</w:t>
-      </w:r>
-      <w:r>
-        <w:rPr>
-          <w:sz w:val="21"/>
-          <w:lang w:eastAsia="zh-CN"/>
-        </w:rPr>
-        <w:t xml:space="preserve"> CREATED</w:t>
-      </w:r>
-      <w:r>
-        <w:rPr>
-          <w:sz w:val="21"/>
-          <w:lang w:eastAsia="zh-CN"/>
-        </w:rPr>
-        <w:t>；</w:t>
+        <w:t>购物车按用户与店铺隔离；同一商品重复加入时数量累加，累加结果不得超过当前库存；</w:t>
       </w:r>
     </w:p>
     <w:p>
       <w:pPr>
+        <w:pStyle w:val="4"/>
+        <w:rPr>
+          <w:lang w:eastAsia="zh-CN"/>
+        </w:rPr>
+      </w:pPr>
+      <w:r>
+        <w:rPr>
+          <w:lang w:eastAsia="zh-CN"/>
+        </w:rPr>
+        <w:t xml:space="preserve">3.4.2 </w:t>
+      </w:r>
+      <w:r>
+        <w:rPr>
+          <w:lang w:eastAsia="zh-CN"/>
+        </w:rPr>
+        <w:t>查看购物车（</w:t>
+      </w:r>
+      <w:r>
+        <w:rPr>
+          <w:lang w:eastAsia="zh-CN"/>
+        </w:rPr>
+        <w:t>FR-013</w:t>
+      </w:r>
+      <w:r>
+        <w:rPr>
+          <w:lang w:eastAsia="zh-CN"/>
+        </w:rPr>
+        <w:t>）</w:t>
+      </w:r>
+    </w:p>
+    <w:p>
+      <w:pPr>
+        <w:spacing w:after="120"/>
+        <w:rPr>
+          <w:lang w:eastAsia="zh-CN"/>
+        </w:rPr>
+      </w:pPr>
+      <w:r>
+        <w:rPr>
+          <w:b/>
+          <w:lang w:eastAsia="zh-CN"/>
+        </w:rPr>
+        <w:t>描述</w:t>
+      </w:r>
+      <w:r>
+        <w:rPr>
+          <w:lang w:eastAsia="zh-CN"/>
+        </w:rPr>
+        <w:t>：登录顾客查看购物车商品明细、数量与合计金额。</w:t>
+      </w:r>
+    </w:p>
+    <w:p>
+      <w:pPr>
+        <w:spacing w:after="40"/>
+        <w:rPr>
+          <w:lang w:eastAsia="zh-CN"/>
+        </w:rPr>
+      </w:pPr>
+      <w:r>
+        <w:rPr>
+          <w:b/>
+          <w:lang w:eastAsia="zh-CN"/>
+        </w:rPr>
+        <w:t>验收标准</w:t>
+      </w:r>
+      <w:r>
+        <w:rPr>
+          <w:lang w:eastAsia="zh-CN"/>
+        </w:rPr>
+        <w:t>：</w:t>
+      </w:r>
+    </w:p>
+    <w:p>
+      <w:pPr>
         <w:spacing w:after="80"/>
         <w:ind w:left="283"/>
         <w:rPr>
@@ -13370,17 +12882,15 @@
       </w:pPr>
       <w:r>
         <w:rPr>
-          <w:sz w:val="21"/>
-          <w:lang w:eastAsia="zh-CN"/>
-        </w:rPr>
-        <w:t xml:space="preserve">3. </w:t>
-      </w:r>
-      <w:r>
-        <w:rPr>
-          <w:sz w:val="21"/>
-          <w:lang w:eastAsia="zh-CN"/>
-        </w:rPr>
-        <w:t>创建订单、写入明细、扣减库存与清空对应店铺购物车必须在同一事务内完成，任一步失败则全部回滚；</w:t>
+          <w:lang w:eastAsia="zh-CN"/>
+        </w:rPr>
+        <w:t xml:space="preserve">1. </w:t>
+      </w:r>
+      <w:r>
+        <w:rPr>
+          <w:lang w:eastAsia="zh-CN"/>
+        </w:rPr>
+        <w:t>金额计算正确（含小数精度）；</w:t>
       </w:r>
     </w:p>
     <w:p>
@@ -13395,13 +12905,13 @@
         <w:rPr>
           <w:lang w:eastAsia="zh-CN"/>
         </w:rPr>
-        <w:t xml:space="preserve">4. </w:t>
-      </w:r>
-      <w:r>
-        <w:rPr>
-          <w:lang w:eastAsia="zh-CN"/>
-        </w:rPr>
-        <w:t>订单金额与明细一致。</w:t>
+        <w:t xml:space="preserve">2. </w:t>
+      </w:r>
+      <w:r>
+        <w:rPr>
+          <w:lang w:eastAsia="zh-CN"/>
+        </w:rPr>
+        <w:t>已下架或库存不足的商品在列表中标注。</w:t>
       </w:r>
     </w:p>
     <w:p>
@@ -13415,19 +12925,19 @@
         <w:rPr>
           <w:lang w:eastAsia="zh-CN"/>
         </w:rPr>
-        <w:t xml:space="preserve">3.5.2 </w:t>
-      </w:r>
-      <w:r>
-        <w:rPr>
-          <w:lang w:eastAsia="zh-CN"/>
-        </w:rPr>
-        <w:t>订单列表（</w:t>
-      </w:r>
-      <w:r>
-        <w:rPr>
-          <w:lang w:eastAsia="zh-CN"/>
-        </w:rPr>
-        <w:t>FR-017</w:t>
+        <w:t xml:space="preserve">3.4.3 </w:t>
+      </w:r>
+      <w:r>
+        <w:rPr>
+          <w:lang w:eastAsia="zh-CN"/>
+        </w:rPr>
+        <w:t>修改购物车（</w:t>
+      </w:r>
+      <w:r>
+        <w:rPr>
+          <w:lang w:eastAsia="zh-CN"/>
+        </w:rPr>
+        <w:t>FR-014</w:t>
       </w:r>
       <w:r>
         <w:rPr>
@@ -13454,7 +12964,7 @@
         <w:rPr>
           <w:lang w:eastAsia="zh-CN"/>
         </w:rPr>
-        <w:t>：顾客分页查看自己的订单列表，可按时间与状态筛选。</w:t>
+        <w:t>：顾客修改购物车中商品的数量。</w:t>
       </w:r>
     </w:p>
     <w:p>
@@ -13496,7 +13006,19 @@
         <w:rPr>
           <w:lang w:eastAsia="zh-CN"/>
         </w:rPr>
-        <w:t>仅返回当前用户的订单；</w:t>
+        <w:t>数量为</w:t>
+      </w:r>
+      <w:r>
+        <w:rPr>
+          <w:lang w:eastAsia="zh-CN"/>
+        </w:rPr>
+        <w:t xml:space="preserve"> 0 </w:t>
+      </w:r>
+      <w:r>
+        <w:rPr>
+          <w:lang w:eastAsia="zh-CN"/>
+        </w:rPr>
+        <w:t>时删除该条目；</w:t>
       </w:r>
     </w:p>
     <w:p>
@@ -13509,121 +13031,15 @@
       </w:pPr>
       <w:r>
         <w:rPr>
-          <w:sz w:val="21"/>
+          <w:lang w:eastAsia="zh-CN"/>
         </w:rPr>
         <w:t xml:space="preserve">2. </w:t>
       </w:r>
-      <w:proofErr w:type="spellStart"/>
-      <w:r>
-        <w:rPr>
-          <w:sz w:val="21"/>
-        </w:rPr>
-        <w:t>分页默认</w:t>
-      </w:r>
-      <w:proofErr w:type="spellEnd"/>
-      <w:r>
-        <w:rPr>
-          <w:sz w:val="21"/>
-        </w:rPr>
-        <w:t xml:space="preserve"> page=1</w:t>
-      </w:r>
-      <w:r>
-        <w:rPr>
-          <w:sz w:val="21"/>
-        </w:rPr>
-        <w:t>、</w:t>
-      </w:r>
-      <w:r>
-        <w:rPr>
-          <w:sz w:val="21"/>
-        </w:rPr>
-        <w:t>size=20</w:t>
-      </w:r>
-      <w:r>
-        <w:rPr>
-          <w:sz w:val="21"/>
-        </w:rPr>
-        <w:t>，</w:t>
-      </w:r>
-      <w:r>
-        <w:rPr>
-          <w:sz w:val="21"/>
-        </w:rPr>
-        <w:t xml:space="preserve">size </w:t>
-      </w:r>
-      <w:proofErr w:type="spellStart"/>
-      <w:r>
-        <w:rPr>
-          <w:sz w:val="21"/>
-        </w:rPr>
-        <w:t>最大为</w:t>
-      </w:r>
-      <w:proofErr w:type="spellEnd"/>
-      <w:r>
-        <w:rPr>
-          <w:sz w:val="21"/>
-        </w:rPr>
-        <w:t xml:space="preserve"> 100</w:t>
-      </w:r>
-      <w:r>
-        <w:rPr>
-          <w:sz w:val="21"/>
-        </w:rPr>
-        <w:t>；筛选结果正确，并按</w:t>
-      </w:r>
-      <w:r>
-        <w:rPr>
-          <w:sz w:val="21"/>
-        </w:rPr>
-        <w:t xml:space="preserve"> </w:t>
-      </w:r>
-      <w:proofErr w:type="spellStart"/>
-      <w:r>
-        <w:rPr>
-          <w:sz w:val="21"/>
-        </w:rPr>
-        <w:t>created_at</w:t>
-      </w:r>
-      <w:proofErr w:type="spellEnd"/>
-      <w:r>
-        <w:rPr>
-          <w:sz w:val="21"/>
-        </w:rPr>
-        <w:t xml:space="preserve"> </w:t>
-      </w:r>
-      <w:proofErr w:type="spellStart"/>
-      <w:r>
-        <w:rPr>
-          <w:sz w:val="21"/>
-        </w:rPr>
-        <w:t>降序、</w:t>
-      </w:r>
-      <w:r>
-        <w:rPr>
-          <w:sz w:val="21"/>
-        </w:rPr>
-        <w:t>id</w:t>
-      </w:r>
-      <w:proofErr w:type="spellEnd"/>
-      <w:r>
-        <w:rPr>
-          <w:sz w:val="21"/>
-        </w:rPr>
-        <w:t xml:space="preserve"> </w:t>
-      </w:r>
-      <w:proofErr w:type="spellStart"/>
-      <w:r>
-        <w:rPr>
-          <w:sz w:val="21"/>
-        </w:rPr>
-        <w:t>降序稳定排列</w:t>
-      </w:r>
-      <w:proofErr w:type="spellEnd"/>
-      <w:r>
-        <w:rPr>
-          <w:sz w:val="21"/>
-        </w:rPr>
-        <w:t>；</w:t>
+      <w:r>
+        <w:rPr>
+          <w:lang w:eastAsia="zh-CN"/>
+        </w:rPr>
+        <w:t>数量超过库存上限时拒绝并提示。</w:t>
       </w:r>
     </w:p>
     <w:p>
@@ -13637,19 +13053,19 @@
         <w:rPr>
           <w:lang w:eastAsia="zh-CN"/>
         </w:rPr>
-        <w:t xml:space="preserve">3.5.3 </w:t>
-      </w:r>
-      <w:r>
-        <w:rPr>
-          <w:lang w:eastAsia="zh-CN"/>
-        </w:rPr>
-        <w:t>订单状态查询（</w:t>
-      </w:r>
-      <w:r>
-        <w:rPr>
-          <w:lang w:eastAsia="zh-CN"/>
-        </w:rPr>
-        <w:t>FR-018</w:t>
+        <w:t xml:space="preserve">3.4.4 </w:t>
+      </w:r>
+      <w:r>
+        <w:rPr>
+          <w:lang w:eastAsia="zh-CN"/>
+        </w:rPr>
+        <w:t>删除购物车（</w:t>
+      </w:r>
+      <w:r>
+        <w:rPr>
+          <w:lang w:eastAsia="zh-CN"/>
+        </w:rPr>
+        <w:t>FR-015</w:t>
       </w:r>
       <w:r>
         <w:rPr>
@@ -13676,7 +13092,7 @@
         <w:rPr>
           <w:lang w:eastAsia="zh-CN"/>
         </w:rPr>
-        <w:t>：顾客与商家查询订单详情及当前状态。</w:t>
+        <w:t>：顾客删除购物车中的单个条目或清空购物车。</w:t>
       </w:r>
     </w:p>
     <w:p>
@@ -13718,238 +13134,49 @@
         <w:rPr>
           <w:lang w:eastAsia="zh-CN"/>
         </w:rPr>
-        <w:t>顾客只能查自己的订单，商家只能查本店订单，越权返回</w:t>
-      </w:r>
-      <w:r>
-        <w:rPr>
-          <w:lang w:eastAsia="zh-CN"/>
-        </w:rPr>
-        <w:t xml:space="preserve"> 403</w:t>
-      </w:r>
-      <w:r>
-        <w:rPr>
-          <w:lang w:eastAsia="zh-CN"/>
-        </w:rPr>
-        <w:t>。</w:t>
+        <w:t>删除后数据持久化生效；</w:t>
       </w:r>
     </w:p>
     <w:p>
       <w:pPr>
-        <w:pStyle w:val="4"/>
-        <w:rPr>
-          <w:lang w:eastAsia="zh-CN"/>
-        </w:rPr>
-      </w:pPr>
-      <w:r>
-        <w:rPr>
-          <w:lang w:eastAsia="zh-CN"/>
-        </w:rPr>
-        <w:t xml:space="preserve">3.5.4 </w:t>
-      </w:r>
-      <w:r>
-        <w:rPr>
-          <w:lang w:eastAsia="zh-CN"/>
-        </w:rPr>
-        <w:t>取消订单（</w:t>
-      </w:r>
-      <w:r>
-        <w:rPr>
-          <w:lang w:eastAsia="zh-CN"/>
-        </w:rPr>
-        <w:t>FR-019</w:t>
-      </w:r>
-      <w:r>
-        <w:rPr>
-          <w:lang w:eastAsia="zh-CN"/>
-        </w:rPr>
-        <w:t>）</w:t>
+        <w:spacing w:after="80"/>
+        <w:ind w:left="283"/>
+        <w:rPr>
+          <w:lang w:eastAsia="zh-CN"/>
+        </w:rPr>
+      </w:pPr>
+      <w:r>
+        <w:rPr>
+          <w:lang w:eastAsia="zh-CN"/>
+        </w:rPr>
+        <w:t xml:space="preserve">2. </w:t>
+      </w:r>
+      <w:r>
+        <w:rPr>
+          <w:lang w:eastAsia="zh-CN"/>
+        </w:rPr>
+        <w:t>清空后购物车为空。</w:t>
       </w:r>
     </w:p>
     <w:p>
       <w:pPr>
-        <w:spacing w:after="120"/>
-        <w:rPr>
-          <w:lang w:eastAsia="zh-CN"/>
-        </w:rPr>
-      </w:pPr>
-      <w:r>
-        <w:rPr>
-          <w:b/>
-          <w:lang w:eastAsia="zh-CN"/>
-        </w:rPr>
-        <w:t>描述</w:t>
-      </w:r>
-      <w:r>
-        <w:rPr>
-          <w:lang w:eastAsia="zh-CN"/>
-        </w:rPr>
-        <w:t>：顾客在订单未进入不可取消状态前取消订单。</w:t>
-      </w:r>
-    </w:p>
-    <w:p>
-      <w:pPr>
-        <w:spacing w:after="120"/>
-        <w:rPr>
-          <w:lang w:eastAsia="zh-CN"/>
-        </w:rPr>
-      </w:pPr>
-    </w:p>
-    <w:p>
-      <w:pPr>
-        <w:spacing w:after="40"/>
-        <w:rPr>
-          <w:lang w:eastAsia="zh-CN"/>
-        </w:rPr>
-      </w:pPr>
-      <w:r>
-        <w:rPr>
-          <w:b/>
-          <w:lang w:eastAsia="zh-CN"/>
-        </w:rPr>
-        <w:t>验收标准</w:t>
-      </w:r>
-      <w:r>
-        <w:rPr>
-          <w:lang w:eastAsia="zh-CN"/>
-        </w:rPr>
-        <w:t>：</w:t>
-      </w:r>
-    </w:p>
-    <w:p>
-      <w:pPr>
-        <w:spacing w:after="80"/>
-        <w:ind w:left="283"/>
-        <w:rPr>
-          <w:lang w:eastAsia="zh-CN"/>
-        </w:rPr>
-      </w:pPr>
-      <w:r>
-        <w:rPr>
-          <w:sz w:val="21"/>
-        </w:rPr>
-        <w:t xml:space="preserve">1. </w:t>
-      </w:r>
-      <w:r>
-        <w:rPr>
-          <w:sz w:val="21"/>
-        </w:rPr>
-        <w:t>仅</w:t>
-      </w:r>
-      <w:r>
-        <w:rPr>
-          <w:sz w:val="21"/>
-        </w:rPr>
-        <w:t xml:space="preserve"> CREATED </w:t>
-      </w:r>
-      <w:proofErr w:type="spellStart"/>
-      <w:r>
-        <w:rPr>
-          <w:sz w:val="21"/>
-        </w:rPr>
-        <w:t>状态可取消；首次取消将状态改为</w:t>
-      </w:r>
-      <w:proofErr w:type="spellEnd"/>
-      <w:r>
-        <w:rPr>
-          <w:sz w:val="21"/>
-        </w:rPr>
-        <w:t xml:space="preserve"> CANCELLED </w:t>
-      </w:r>
-      <w:proofErr w:type="spellStart"/>
-      <w:r>
-        <w:rPr>
-          <w:sz w:val="21"/>
-        </w:rPr>
-        <w:t>并且只回补一次库存</w:t>
-      </w:r>
-      <w:proofErr w:type="spellEnd"/>
-      <w:r>
-        <w:rPr>
-          <w:sz w:val="21"/>
-        </w:rPr>
-        <w:t>；</w:t>
-      </w:r>
-    </w:p>
-    <w:p>
-      <w:pPr>
-        <w:spacing w:after="80"/>
-        <w:ind w:left="283"/>
-        <w:rPr>
-          <w:lang w:eastAsia="zh-CN"/>
-        </w:rPr>
-      </w:pPr>
-      <w:r>
-        <w:rPr>
-          <w:sz w:val="21"/>
-        </w:rPr>
-        <w:t xml:space="preserve">2. </w:t>
-      </w:r>
-      <w:proofErr w:type="spellStart"/>
-      <w:r>
-        <w:rPr>
-          <w:sz w:val="21"/>
-        </w:rPr>
-        <w:t>已取消订单重复取消返回</w:t>
-      </w:r>
-      <w:proofErr w:type="spellEnd"/>
-      <w:r>
-        <w:rPr>
-          <w:sz w:val="21"/>
-        </w:rPr>
-        <w:t xml:space="preserve"> 409 </w:t>
-      </w:r>
-      <w:r>
-        <w:rPr>
-          <w:sz w:val="21"/>
-        </w:rPr>
-        <w:t>和</w:t>
-      </w:r>
-      <w:r>
-        <w:rPr>
-          <w:sz w:val="21"/>
-        </w:rPr>
-        <w:t xml:space="preserve"> </w:t>
-      </w:r>
-      <w:proofErr w:type="spellStart"/>
-      <w:r>
-        <w:rPr>
-          <w:sz w:val="21"/>
-        </w:rPr>
-        <w:t>ORDER_ALREADY_CANCELLED</w:t>
-      </w:r>
-      <w:r>
-        <w:rPr>
-          <w:sz w:val="21"/>
-        </w:rPr>
-        <w:t>，不得重复回补库存；并发取消最多一次成功</w:t>
-      </w:r>
-      <w:proofErr w:type="spellEnd"/>
-      <w:r>
-        <w:rPr>
-          <w:sz w:val="21"/>
-        </w:rPr>
-        <w:t>；</w:t>
-      </w:r>
-    </w:p>
-    <w:p>
-      <w:pPr>
         <w:pStyle w:val="31"/>
         <w:rPr>
           <w:lang w:eastAsia="zh-CN"/>
         </w:rPr>
       </w:pPr>
-      <w:bookmarkStart w:id="21" w:name="_Toc239157885"/>
-      <w:r>
-        <w:rPr>
-          <w:lang w:eastAsia="zh-CN"/>
-        </w:rPr>
-        <w:t xml:space="preserve">3.6 </w:t>
-      </w:r>
-      <w:r>
-        <w:rPr>
-          <w:lang w:eastAsia="zh-CN"/>
-        </w:rPr>
-        <w:t>通用能力</w:t>
+      <w:bookmarkStart w:id="21" w:name="_Toc239157884"/>
+      <w:r>
+        <w:rPr>
+          <w:lang w:eastAsia="zh-CN"/>
+        </w:rPr>
+        <w:t xml:space="preserve">3.5 </w:t>
+      </w:r>
+      <w:r>
+        <w:rPr>
+          <w:lang w:eastAsia="zh-CN"/>
+        </w:rPr>
+        <w:t>订单模块</w:t>
       </w:r>
       <w:bookmarkEnd w:id="21"/>
     </w:p>
@@ -13964,19 +13191,19 @@
         <w:rPr>
           <w:lang w:eastAsia="zh-CN"/>
         </w:rPr>
-        <w:t xml:space="preserve">3.6.1 </w:t>
-      </w:r>
-      <w:r>
-        <w:rPr>
-          <w:lang w:eastAsia="zh-CN"/>
-        </w:rPr>
-        <w:t>统一响应与异常提示（</w:t>
-      </w:r>
-      <w:r>
-        <w:rPr>
-          <w:lang w:eastAsia="zh-CN"/>
-        </w:rPr>
-        <w:t>FR-020</w:t>
+        <w:t xml:space="preserve">3.5.1 </w:t>
+      </w:r>
+      <w:r>
+        <w:rPr>
+          <w:lang w:eastAsia="zh-CN"/>
+        </w:rPr>
+        <w:t>创建订单（</w:t>
+      </w:r>
+      <w:r>
+        <w:rPr>
+          <w:lang w:eastAsia="zh-CN"/>
+        </w:rPr>
+        <w:t>FR-016</w:t>
       </w:r>
       <w:r>
         <w:rPr>
@@ -14003,19 +13230,7 @@
         <w:rPr>
           <w:lang w:eastAsia="zh-CN"/>
         </w:rPr>
-        <w:t>：后端所有接口统一返回</w:t>
-      </w:r>
-      <w:r>
-        <w:rPr>
-          <w:lang w:eastAsia="zh-CN"/>
-        </w:rPr>
-        <w:t xml:space="preserve"> {code, msg, data} </w:t>
-      </w:r>
-      <w:r>
-        <w:rPr>
-          <w:lang w:eastAsia="zh-CN"/>
-        </w:rPr>
-        <w:t>结构，前端统一处理并提示错误。</w:t>
+        <w:t>：登录顾客将购物车商品提交为订单。</w:t>
       </w:r>
     </w:p>
     <w:p>
@@ -14049,73 +13264,16 @@
       </w:pPr>
       <w:r>
         <w:rPr>
-          <w:sz w:val="21"/>
-          <w:lang w:eastAsia="zh-CN"/>
-        </w:rPr>
+          <w:lang w:eastAsia="zh-CN"/>
+        </w:rPr>
+        <w:lastRenderedPageBreak/>
         <w:t xml:space="preserve">1. </w:t>
       </w:r>
       <w:r>
         <w:rPr>
-          <w:sz w:val="21"/>
-          <w:lang w:eastAsia="zh-CN"/>
-        </w:rPr>
-        <w:t>所有接口返回</w:t>
-      </w:r>
-      <w:r>
-        <w:rPr>
-          <w:sz w:val="21"/>
-          <w:lang w:eastAsia="zh-CN"/>
-        </w:rPr>
-        <w:t xml:space="preserve"> {code, msg, data, traceId}</w:t>
-      </w:r>
-      <w:r>
-        <w:rPr>
-          <w:sz w:val="21"/>
-          <w:lang w:eastAsia="zh-CN"/>
-        </w:rPr>
-        <w:t>；成功</w:t>
-      </w:r>
-      <w:r>
-        <w:rPr>
-          <w:sz w:val="21"/>
-          <w:lang w:eastAsia="zh-CN"/>
-        </w:rPr>
-        <w:t xml:space="preserve"> code=0</w:t>
-      </w:r>
-      <w:r>
-        <w:rPr>
-          <w:sz w:val="21"/>
-          <w:lang w:eastAsia="zh-CN"/>
-        </w:rPr>
-        <w:t>，失败</w:t>
-      </w:r>
-      <w:r>
-        <w:rPr>
-          <w:sz w:val="21"/>
-          <w:lang w:eastAsia="zh-CN"/>
-        </w:rPr>
-        <w:t xml:space="preserve"> code </w:t>
-      </w:r>
-      <w:r>
-        <w:rPr>
-          <w:sz w:val="21"/>
-          <w:lang w:eastAsia="zh-CN"/>
-        </w:rPr>
-        <w:t>为稳定业务码，</w:t>
-      </w:r>
-      <w:r>
-        <w:rPr>
-          <w:sz w:val="21"/>
-          <w:lang w:eastAsia="zh-CN"/>
-        </w:rPr>
-        <w:t xml:space="preserve">HTTP </w:t>
-      </w:r>
-      <w:r>
-        <w:rPr>
-          <w:sz w:val="21"/>
-          <w:lang w:eastAsia="zh-CN"/>
-        </w:rPr>
-        <w:t>状态码表达协议语义；</w:t>
+          <w:lang w:eastAsia="zh-CN"/>
+        </w:rPr>
+        <w:t>校验店铺营业状态与库存，打烊或库存不足时创建失败并提示；</w:t>
       </w:r>
     </w:p>
     <w:p>
@@ -14128,6 +13286,843 @@
       </w:pPr>
       <w:r>
         <w:rPr>
+          <w:sz w:val="21"/>
+          <w:lang w:eastAsia="zh-CN"/>
+        </w:rPr>
+        <w:t xml:space="preserve">2. </w:t>
+      </w:r>
+      <w:r>
+        <w:rPr>
+          <w:sz w:val="21"/>
+          <w:lang w:eastAsia="zh-CN"/>
+        </w:rPr>
+        <w:t>订单号全局唯一；金额按商品价格快照</w:t>
+      </w:r>
+      <w:r>
+        <w:rPr>
+          <w:sz w:val="21"/>
+          <w:lang w:eastAsia="zh-CN"/>
+        </w:rPr>
+        <w:t xml:space="preserve"> × </w:t>
+      </w:r>
+      <w:r>
+        <w:rPr>
+          <w:sz w:val="21"/>
+          <w:lang w:eastAsia="zh-CN"/>
+        </w:rPr>
+        <w:t>数量求和，使用</w:t>
+      </w:r>
+      <w:r>
+        <w:rPr>
+          <w:sz w:val="21"/>
+          <w:lang w:eastAsia="zh-CN"/>
+        </w:rPr>
+        <w:t xml:space="preserve"> DECIMAL(10,2) </w:t>
+      </w:r>
+      <w:r>
+        <w:rPr>
+          <w:sz w:val="21"/>
+          <w:lang w:eastAsia="zh-CN"/>
+        </w:rPr>
+        <w:t>和</w:t>
+      </w:r>
+      <w:r>
+        <w:rPr>
+          <w:sz w:val="21"/>
+          <w:lang w:eastAsia="zh-CN"/>
+        </w:rPr>
+        <w:t xml:space="preserve"> HALF_UP </w:t>
+      </w:r>
+      <w:r>
+        <w:rPr>
+          <w:sz w:val="21"/>
+          <w:lang w:eastAsia="zh-CN"/>
+        </w:rPr>
+        <w:t>规则；初始状态为</w:t>
+      </w:r>
+      <w:r>
+        <w:rPr>
+          <w:sz w:val="21"/>
+          <w:lang w:eastAsia="zh-CN"/>
+        </w:rPr>
+        <w:t xml:space="preserve"> CREATED</w:t>
+      </w:r>
+      <w:r>
+        <w:rPr>
+          <w:sz w:val="21"/>
+          <w:lang w:eastAsia="zh-CN"/>
+        </w:rPr>
+        <w:t>；</w:t>
+      </w:r>
+    </w:p>
+    <w:p>
+      <w:pPr>
+        <w:spacing w:after="80"/>
+        <w:ind w:left="283"/>
+        <w:rPr>
+          <w:lang w:eastAsia="zh-CN"/>
+        </w:rPr>
+      </w:pPr>
+      <w:r>
+        <w:rPr>
+          <w:sz w:val="21"/>
+          <w:lang w:eastAsia="zh-CN"/>
+        </w:rPr>
+        <w:t xml:space="preserve">3. </w:t>
+      </w:r>
+      <w:r>
+        <w:rPr>
+          <w:sz w:val="21"/>
+          <w:lang w:eastAsia="zh-CN"/>
+        </w:rPr>
+        <w:t>创建订单、写入明细、扣减库存与清空对应店铺购物车必须在同一事务内完成，任一步失败则全部回滚；</w:t>
+      </w:r>
+    </w:p>
+    <w:p>
+      <w:pPr>
+        <w:spacing w:after="80"/>
+        <w:ind w:left="283"/>
+        <w:rPr>
+          <w:lang w:eastAsia="zh-CN"/>
+        </w:rPr>
+      </w:pPr>
+      <w:r>
+        <w:rPr>
+          <w:lang w:eastAsia="zh-CN"/>
+        </w:rPr>
+        <w:t xml:space="preserve">4. </w:t>
+      </w:r>
+      <w:r>
+        <w:rPr>
+          <w:lang w:eastAsia="zh-CN"/>
+        </w:rPr>
+        <w:t>订单金额与明细一致。</w:t>
+      </w:r>
+    </w:p>
+    <w:p>
+      <w:pPr>
+        <w:pStyle w:val="4"/>
+        <w:rPr>
+          <w:lang w:eastAsia="zh-CN"/>
+        </w:rPr>
+      </w:pPr>
+      <w:r>
+        <w:rPr>
+          <w:lang w:eastAsia="zh-CN"/>
+        </w:rPr>
+        <w:t xml:space="preserve">3.5.2 </w:t>
+      </w:r>
+      <w:r>
+        <w:rPr>
+          <w:lang w:eastAsia="zh-CN"/>
+        </w:rPr>
+        <w:t>订单列表（</w:t>
+      </w:r>
+      <w:r>
+        <w:rPr>
+          <w:lang w:eastAsia="zh-CN"/>
+        </w:rPr>
+        <w:t>FR-017</w:t>
+      </w:r>
+      <w:r>
+        <w:rPr>
+          <w:lang w:eastAsia="zh-CN"/>
+        </w:rPr>
+        <w:t>）</w:t>
+      </w:r>
+    </w:p>
+    <w:p>
+      <w:pPr>
+        <w:spacing w:after="120"/>
+        <w:rPr>
+          <w:lang w:eastAsia="zh-CN"/>
+        </w:rPr>
+      </w:pPr>
+      <w:r>
+        <w:rPr>
+          <w:b/>
+          <w:lang w:eastAsia="zh-CN"/>
+        </w:rPr>
+        <w:t>描述</w:t>
+      </w:r>
+      <w:r>
+        <w:rPr>
+          <w:lang w:eastAsia="zh-CN"/>
+        </w:rPr>
+        <w:t>：顾客分页查看自己的订单列表，可按时间与状态筛选。</w:t>
+      </w:r>
+    </w:p>
+    <w:p>
+      <w:pPr>
+        <w:spacing w:after="40"/>
+        <w:rPr>
+          <w:lang w:eastAsia="zh-CN"/>
+        </w:rPr>
+      </w:pPr>
+      <w:r>
+        <w:rPr>
+          <w:b/>
+          <w:lang w:eastAsia="zh-CN"/>
+        </w:rPr>
+        <w:t>验收标准</w:t>
+      </w:r>
+      <w:r>
+        <w:rPr>
+          <w:lang w:eastAsia="zh-CN"/>
+        </w:rPr>
+        <w:t>：</w:t>
+      </w:r>
+    </w:p>
+    <w:p>
+      <w:pPr>
+        <w:spacing w:after="80"/>
+        <w:ind w:left="283"/>
+        <w:rPr>
+          <w:lang w:eastAsia="zh-CN"/>
+        </w:rPr>
+      </w:pPr>
+      <w:r>
+        <w:rPr>
+          <w:lang w:eastAsia="zh-CN"/>
+        </w:rPr>
+        <w:t xml:space="preserve">1. </w:t>
+      </w:r>
+      <w:r>
+        <w:rPr>
+          <w:lang w:eastAsia="zh-CN"/>
+        </w:rPr>
+        <w:t>仅返回当前用户的订单；</w:t>
+      </w:r>
+    </w:p>
+    <w:p>
+      <w:pPr>
+        <w:spacing w:after="80"/>
+        <w:ind w:left="283"/>
+        <w:rPr>
+          <w:lang w:eastAsia="zh-CN"/>
+        </w:rPr>
+      </w:pPr>
+      <w:r>
+        <w:rPr>
+          <w:sz w:val="21"/>
+        </w:rPr>
+        <w:t xml:space="preserve">2. </w:t>
+      </w:r>
+      <w:proofErr w:type="spellStart"/>
+      <w:r>
+        <w:rPr>
+          <w:sz w:val="21"/>
+        </w:rPr>
+        <w:t>分页默认</w:t>
+      </w:r>
+      <w:proofErr w:type="spellEnd"/>
+      <w:r>
+        <w:rPr>
+          <w:sz w:val="21"/>
+        </w:rPr>
+        <w:t xml:space="preserve"> page=1</w:t>
+      </w:r>
+      <w:r>
+        <w:rPr>
+          <w:sz w:val="21"/>
+        </w:rPr>
+        <w:t>、</w:t>
+      </w:r>
+      <w:r>
+        <w:rPr>
+          <w:sz w:val="21"/>
+        </w:rPr>
+        <w:t>size=20</w:t>
+      </w:r>
+      <w:r>
+        <w:rPr>
+          <w:sz w:val="21"/>
+        </w:rPr>
+        <w:t>，</w:t>
+      </w:r>
+      <w:r>
+        <w:rPr>
+          <w:sz w:val="21"/>
+        </w:rPr>
+        <w:t xml:space="preserve">size </w:t>
+      </w:r>
+      <w:proofErr w:type="spellStart"/>
+      <w:r>
+        <w:rPr>
+          <w:sz w:val="21"/>
+        </w:rPr>
+        <w:t>最大为</w:t>
+      </w:r>
+      <w:proofErr w:type="spellEnd"/>
+      <w:r>
+        <w:rPr>
+          <w:sz w:val="21"/>
+        </w:rPr>
+        <w:t xml:space="preserve"> 100</w:t>
+      </w:r>
+      <w:r>
+        <w:rPr>
+          <w:sz w:val="21"/>
+        </w:rPr>
+        <w:t>；筛选结果正确，并按</w:t>
+      </w:r>
+      <w:r>
+        <w:rPr>
+          <w:sz w:val="21"/>
+        </w:rPr>
+        <w:t xml:space="preserve"> </w:t>
+      </w:r>
+      <w:proofErr w:type="spellStart"/>
+      <w:r>
+        <w:rPr>
+          <w:sz w:val="21"/>
+        </w:rPr>
+        <w:t>created_at</w:t>
+      </w:r>
+      <w:proofErr w:type="spellEnd"/>
+      <w:r>
+        <w:rPr>
+          <w:sz w:val="21"/>
+        </w:rPr>
+        <w:t xml:space="preserve"> </w:t>
+      </w:r>
+      <w:proofErr w:type="spellStart"/>
+      <w:r>
+        <w:rPr>
+          <w:sz w:val="21"/>
+        </w:rPr>
+        <w:t>降序、</w:t>
+      </w:r>
+      <w:r>
+        <w:rPr>
+          <w:sz w:val="21"/>
+        </w:rPr>
+        <w:t>id</w:t>
+      </w:r>
+      <w:proofErr w:type="spellEnd"/>
+      <w:r>
+        <w:rPr>
+          <w:sz w:val="21"/>
+        </w:rPr>
+        <w:t xml:space="preserve"> </w:t>
+      </w:r>
+      <w:proofErr w:type="spellStart"/>
+      <w:r>
+        <w:rPr>
+          <w:sz w:val="21"/>
+        </w:rPr>
+        <w:t>降序稳定排列</w:t>
+      </w:r>
+      <w:proofErr w:type="spellEnd"/>
+      <w:r>
+        <w:rPr>
+          <w:sz w:val="21"/>
+        </w:rPr>
+        <w:t>；</w:t>
+      </w:r>
+    </w:p>
+    <w:p>
+      <w:pPr>
+        <w:pStyle w:val="4"/>
+        <w:rPr>
+          <w:lang w:eastAsia="zh-CN"/>
+        </w:rPr>
+      </w:pPr>
+      <w:r>
+        <w:rPr>
+          <w:lang w:eastAsia="zh-CN"/>
+        </w:rPr>
+        <w:t xml:space="preserve">3.5.3 </w:t>
+      </w:r>
+      <w:r>
+        <w:rPr>
+          <w:lang w:eastAsia="zh-CN"/>
+        </w:rPr>
+        <w:t>订单状态查询（</w:t>
+      </w:r>
+      <w:r>
+        <w:rPr>
+          <w:lang w:eastAsia="zh-CN"/>
+        </w:rPr>
+        <w:t>FR-018</w:t>
+      </w:r>
+      <w:r>
+        <w:rPr>
+          <w:lang w:eastAsia="zh-CN"/>
+        </w:rPr>
+        <w:t>）</w:t>
+      </w:r>
+    </w:p>
+    <w:p>
+      <w:pPr>
+        <w:spacing w:after="120"/>
+        <w:rPr>
+          <w:lang w:eastAsia="zh-CN"/>
+        </w:rPr>
+      </w:pPr>
+      <w:r>
+        <w:rPr>
+          <w:b/>
+          <w:lang w:eastAsia="zh-CN"/>
+        </w:rPr>
+        <w:t>描述</w:t>
+      </w:r>
+      <w:r>
+        <w:rPr>
+          <w:lang w:eastAsia="zh-CN"/>
+        </w:rPr>
+        <w:t>：顾客与商家查询订单详情及当前状态。</w:t>
+      </w:r>
+    </w:p>
+    <w:p>
+      <w:pPr>
+        <w:spacing w:after="40"/>
+        <w:rPr>
+          <w:lang w:eastAsia="zh-CN"/>
+        </w:rPr>
+      </w:pPr>
+      <w:r>
+        <w:rPr>
+          <w:b/>
+          <w:lang w:eastAsia="zh-CN"/>
+        </w:rPr>
+        <w:t>验收标准</w:t>
+      </w:r>
+      <w:r>
+        <w:rPr>
+          <w:lang w:eastAsia="zh-CN"/>
+        </w:rPr>
+        <w:t>：</w:t>
+      </w:r>
+    </w:p>
+    <w:p>
+      <w:pPr>
+        <w:spacing w:after="80"/>
+        <w:ind w:left="283"/>
+        <w:rPr>
+          <w:lang w:eastAsia="zh-CN"/>
+        </w:rPr>
+      </w:pPr>
+      <w:r>
+        <w:rPr>
+          <w:lang w:eastAsia="zh-CN"/>
+        </w:rPr>
+        <w:t xml:space="preserve">1. </w:t>
+      </w:r>
+      <w:r>
+        <w:rPr>
+          <w:lang w:eastAsia="zh-CN"/>
+        </w:rPr>
+        <w:t>顾客只能查自己的订单，商家只能查本店订单，越权返回</w:t>
+      </w:r>
+      <w:r>
+        <w:rPr>
+          <w:lang w:eastAsia="zh-CN"/>
+        </w:rPr>
+        <w:t xml:space="preserve"> 403</w:t>
+      </w:r>
+      <w:r>
+        <w:rPr>
+          <w:lang w:eastAsia="zh-CN"/>
+        </w:rPr>
+        <w:t>。</w:t>
+      </w:r>
+    </w:p>
+    <w:p>
+      <w:pPr>
+        <w:pStyle w:val="4"/>
+        <w:rPr>
+          <w:lang w:eastAsia="zh-CN"/>
+        </w:rPr>
+      </w:pPr>
+      <w:r>
+        <w:rPr>
+          <w:lang w:eastAsia="zh-CN"/>
+        </w:rPr>
+        <w:t xml:space="preserve">3.5.4 </w:t>
+      </w:r>
+      <w:r>
+        <w:rPr>
+          <w:lang w:eastAsia="zh-CN"/>
+        </w:rPr>
+        <w:t>取消订单（</w:t>
+      </w:r>
+      <w:r>
+        <w:rPr>
+          <w:lang w:eastAsia="zh-CN"/>
+        </w:rPr>
+        <w:t>FR-019</w:t>
+      </w:r>
+      <w:r>
+        <w:rPr>
+          <w:lang w:eastAsia="zh-CN"/>
+        </w:rPr>
+        <w:t>）</w:t>
+      </w:r>
+    </w:p>
+    <w:p>
+      <w:pPr>
+        <w:spacing w:after="120"/>
+        <w:rPr>
+          <w:lang w:eastAsia="zh-CN"/>
+        </w:rPr>
+      </w:pPr>
+      <w:r>
+        <w:rPr>
+          <w:b/>
+          <w:lang w:eastAsia="zh-CN"/>
+        </w:rPr>
+        <w:t>描述</w:t>
+      </w:r>
+      <w:r>
+        <w:rPr>
+          <w:lang w:eastAsia="zh-CN"/>
+        </w:rPr>
+        <w:t>：顾客在订单未进入不可取消状态前取消订单。</w:t>
+      </w:r>
+    </w:p>
+    <w:p>
+      <w:pPr>
+        <w:spacing w:after="120"/>
+        <w:rPr>
+          <w:lang w:eastAsia="zh-CN"/>
+        </w:rPr>
+      </w:pPr>
+    </w:p>
+    <w:p>
+      <w:pPr>
+        <w:spacing w:after="40"/>
+        <w:rPr>
+          <w:lang w:eastAsia="zh-CN"/>
+        </w:rPr>
+      </w:pPr>
+      <w:r>
+        <w:rPr>
+          <w:b/>
+          <w:lang w:eastAsia="zh-CN"/>
+        </w:rPr>
+        <w:t>验收标准</w:t>
+      </w:r>
+      <w:r>
+        <w:rPr>
+          <w:lang w:eastAsia="zh-CN"/>
+        </w:rPr>
+        <w:t>：</w:t>
+      </w:r>
+    </w:p>
+    <w:p>
+      <w:pPr>
+        <w:spacing w:after="80"/>
+        <w:ind w:left="283"/>
+        <w:rPr>
+          <w:lang w:eastAsia="zh-CN"/>
+        </w:rPr>
+      </w:pPr>
+      <w:r>
+        <w:rPr>
+          <w:sz w:val="21"/>
+        </w:rPr>
+        <w:t xml:space="preserve">1. </w:t>
+      </w:r>
+      <w:r>
+        <w:rPr>
+          <w:sz w:val="21"/>
+        </w:rPr>
+        <w:t>仅</w:t>
+      </w:r>
+      <w:r>
+        <w:rPr>
+          <w:sz w:val="21"/>
+        </w:rPr>
+        <w:t xml:space="preserve"> CREATED </w:t>
+      </w:r>
+      <w:proofErr w:type="spellStart"/>
+      <w:r>
+        <w:rPr>
+          <w:sz w:val="21"/>
+        </w:rPr>
+        <w:t>状态可取消；首次取消将状态改为</w:t>
+      </w:r>
+      <w:proofErr w:type="spellEnd"/>
+      <w:r>
+        <w:rPr>
+          <w:sz w:val="21"/>
+        </w:rPr>
+        <w:t xml:space="preserve"> CANCELLED </w:t>
+      </w:r>
+      <w:proofErr w:type="spellStart"/>
+      <w:r>
+        <w:rPr>
+          <w:sz w:val="21"/>
+        </w:rPr>
+        <w:t>并且只回补一次库存</w:t>
+      </w:r>
+      <w:proofErr w:type="spellEnd"/>
+      <w:r>
+        <w:rPr>
+          <w:sz w:val="21"/>
+        </w:rPr>
+        <w:t>；</w:t>
+      </w:r>
+    </w:p>
+    <w:p>
+      <w:pPr>
+        <w:spacing w:after="80"/>
+        <w:ind w:left="283"/>
+        <w:rPr>
+          <w:lang w:eastAsia="zh-CN"/>
+        </w:rPr>
+      </w:pPr>
+      <w:r>
+        <w:rPr>
+          <w:sz w:val="21"/>
+        </w:rPr>
+        <w:t xml:space="preserve">2. </w:t>
+      </w:r>
+      <w:proofErr w:type="spellStart"/>
+      <w:r>
+        <w:rPr>
+          <w:sz w:val="21"/>
+        </w:rPr>
+        <w:t>已取消订单重复取消返回</w:t>
+      </w:r>
+      <w:proofErr w:type="spellEnd"/>
+      <w:r>
+        <w:rPr>
+          <w:sz w:val="21"/>
+        </w:rPr>
+        <w:t xml:space="preserve"> 409 </w:t>
+      </w:r>
+      <w:r>
+        <w:rPr>
+          <w:sz w:val="21"/>
+        </w:rPr>
+        <w:t>和</w:t>
+      </w:r>
+      <w:r>
+        <w:rPr>
+          <w:sz w:val="21"/>
+        </w:rPr>
+        <w:t xml:space="preserve"> </w:t>
+      </w:r>
+      <w:proofErr w:type="spellStart"/>
+      <w:r>
+        <w:rPr>
+          <w:sz w:val="21"/>
+        </w:rPr>
+        <w:t>ORDER_ALREADY_CANCELLED</w:t>
+      </w:r>
+      <w:r>
+        <w:rPr>
+          <w:sz w:val="21"/>
+        </w:rPr>
+        <w:t>，不得重复回补库存；并发取消最多一次成功</w:t>
+      </w:r>
+      <w:proofErr w:type="spellEnd"/>
+      <w:r>
+        <w:rPr>
+          <w:sz w:val="21"/>
+        </w:rPr>
+        <w:t>；</w:t>
+      </w:r>
+    </w:p>
+    <w:p>
+      <w:pPr>
+        <w:pStyle w:val="31"/>
+        <w:rPr>
+          <w:lang w:eastAsia="zh-CN"/>
+        </w:rPr>
+      </w:pPr>
+      <w:bookmarkStart w:id="22" w:name="_Toc239157885"/>
+      <w:r>
+        <w:rPr>
+          <w:lang w:eastAsia="zh-CN"/>
+        </w:rPr>
+        <w:t xml:space="preserve">3.6 </w:t>
+      </w:r>
+      <w:r>
+        <w:rPr>
+          <w:lang w:eastAsia="zh-CN"/>
+        </w:rPr>
+        <w:t>通用能力</w:t>
+      </w:r>
+      <w:bookmarkEnd w:id="22"/>
+    </w:p>
+    <w:p>
+      <w:pPr>
+        <w:pStyle w:val="4"/>
+        <w:rPr>
+          <w:lang w:eastAsia="zh-CN"/>
+        </w:rPr>
+      </w:pPr>
+      <w:r>
+        <w:rPr>
+          <w:lang w:eastAsia="zh-CN"/>
+        </w:rPr>
+        <w:t xml:space="preserve">3.6.1 </w:t>
+      </w:r>
+      <w:r>
+        <w:rPr>
+          <w:lang w:eastAsia="zh-CN"/>
+        </w:rPr>
+        <w:t>统一响应与异常提示（</w:t>
+      </w:r>
+      <w:r>
+        <w:rPr>
+          <w:lang w:eastAsia="zh-CN"/>
+        </w:rPr>
+        <w:t>FR-020</w:t>
+      </w:r>
+      <w:r>
+        <w:rPr>
+          <w:lang w:eastAsia="zh-CN"/>
+        </w:rPr>
+        <w:t>）</w:t>
+      </w:r>
+    </w:p>
+    <w:p>
+      <w:pPr>
+        <w:spacing w:after="120"/>
+        <w:rPr>
+          <w:lang w:eastAsia="zh-CN"/>
+        </w:rPr>
+      </w:pPr>
+      <w:r>
+        <w:rPr>
+          <w:b/>
+          <w:lang w:eastAsia="zh-CN"/>
+        </w:rPr>
+        <w:t>描述</w:t>
+      </w:r>
+      <w:r>
+        <w:rPr>
+          <w:lang w:eastAsia="zh-CN"/>
+        </w:rPr>
+        <w:t>：后端所有接口统一返回</w:t>
+      </w:r>
+      <w:r>
+        <w:rPr>
+          <w:lang w:eastAsia="zh-CN"/>
+        </w:rPr>
+        <w:t xml:space="preserve"> {code, msg, data} </w:t>
+      </w:r>
+      <w:r>
+        <w:rPr>
+          <w:lang w:eastAsia="zh-CN"/>
+        </w:rPr>
+        <w:t>结构，前端统一处理并提示错误。</w:t>
+      </w:r>
+    </w:p>
+    <w:p>
+      <w:pPr>
+        <w:spacing w:after="40"/>
+        <w:rPr>
+          <w:lang w:eastAsia="zh-CN"/>
+        </w:rPr>
+      </w:pPr>
+      <w:r>
+        <w:rPr>
+          <w:b/>
+          <w:lang w:eastAsia="zh-CN"/>
+        </w:rPr>
+        <w:t>验收标准</w:t>
+      </w:r>
+      <w:r>
+        <w:rPr>
+          <w:lang w:eastAsia="zh-CN"/>
+        </w:rPr>
+        <w:t>：</w:t>
+      </w:r>
+    </w:p>
+    <w:p>
+      <w:pPr>
+        <w:spacing w:after="80"/>
+        <w:ind w:left="283"/>
+        <w:rPr>
+          <w:lang w:eastAsia="zh-CN"/>
+        </w:rPr>
+      </w:pPr>
+      <w:r>
+        <w:rPr>
+          <w:sz w:val="21"/>
+          <w:lang w:eastAsia="zh-CN"/>
+        </w:rPr>
+        <w:t xml:space="preserve">1. </w:t>
+      </w:r>
+      <w:r>
+        <w:rPr>
+          <w:sz w:val="21"/>
+          <w:lang w:eastAsia="zh-CN"/>
+        </w:rPr>
+        <w:t>所有接口返回</w:t>
+      </w:r>
+      <w:r>
+        <w:rPr>
+          <w:sz w:val="21"/>
+          <w:lang w:eastAsia="zh-CN"/>
+        </w:rPr>
+        <w:t xml:space="preserve"> {code, msg, data, traceId}</w:t>
+      </w:r>
+      <w:r>
+        <w:rPr>
+          <w:sz w:val="21"/>
+          <w:lang w:eastAsia="zh-CN"/>
+        </w:rPr>
+        <w:t>；成功</w:t>
+      </w:r>
+      <w:r>
+        <w:rPr>
+          <w:sz w:val="21"/>
+          <w:lang w:eastAsia="zh-CN"/>
+        </w:rPr>
+        <w:t xml:space="preserve"> code=0</w:t>
+      </w:r>
+      <w:r>
+        <w:rPr>
+          <w:sz w:val="21"/>
+          <w:lang w:eastAsia="zh-CN"/>
+        </w:rPr>
+        <w:t>，失败</w:t>
+      </w:r>
+      <w:r>
+        <w:rPr>
+          <w:sz w:val="21"/>
+          <w:lang w:eastAsia="zh-CN"/>
+        </w:rPr>
+        <w:t xml:space="preserve"> code </w:t>
+      </w:r>
+      <w:r>
+        <w:rPr>
+          <w:sz w:val="21"/>
+          <w:lang w:eastAsia="zh-CN"/>
+        </w:rPr>
+        <w:t>为稳定业务码，</w:t>
+      </w:r>
+      <w:r>
+        <w:rPr>
+          <w:sz w:val="21"/>
+          <w:lang w:eastAsia="zh-CN"/>
+        </w:rPr>
+        <w:t xml:space="preserve">HTTP </w:t>
+      </w:r>
+      <w:r>
+        <w:rPr>
+          <w:sz w:val="21"/>
+          <w:lang w:eastAsia="zh-CN"/>
+        </w:rPr>
+        <w:t>状态码表达协议语义；</w:t>
+      </w:r>
+    </w:p>
+    <w:p>
+      <w:pPr>
+        <w:spacing w:after="80"/>
+        <w:ind w:left="283"/>
+        <w:rPr>
+          <w:lang w:eastAsia="zh-CN"/>
+        </w:rPr>
+      </w:pPr>
+      <w:r>
+        <w:rPr>
           <w:lang w:eastAsia="zh-CN"/>
         </w:rPr>
         <w:lastRenderedPageBreak/>
@@ -14345,14 +14340,13 @@
           <w:lang w:eastAsia="zh-CN"/>
         </w:rPr>
       </w:pPr>
-      <w:bookmarkStart w:id="22" w:name="_Toc239157886"/>
+      <w:bookmarkStart w:id="23" w:name="_Toc239157886"/>
       <w:r>
         <w:rPr>
           <w:lang w:eastAsia="zh-CN"/>
         </w:rPr>
         <w:t xml:space="preserve">3.7 </w:t>
       </w:r>
-      <w:proofErr w:type="spellStart"/>
       <w:r>
         <w:rPr>
           <w:rFonts w:ascii="微软雅黑" w:eastAsia="微软雅黑" w:hAnsi="微软雅黑" w:cs="微软雅黑" w:hint="eastAsia"/>
@@ -14388,14 +14382,13 @@
         </w:rPr>
         <w:t>规则</w:t>
       </w:r>
-      <w:bookmarkEnd w:id="22"/>
-      <w:proofErr w:type="spellEnd"/>
+      <w:bookmarkEnd w:id="23"/>
     </w:p>
     <w:p>
       <w:pPr>
         <w:pStyle w:val="31"/>
       </w:pPr>
-      <w:bookmarkStart w:id="23" w:name="_Toc239157887"/>
+      <w:bookmarkStart w:id="24" w:name="_Toc239157887"/>
       <w:r>
         <w:rPr>
           <w:rFonts w:ascii="Times New Roman" w:eastAsia="宋体" w:hAnsi="Times New Roman"/>
@@ -14411,7 +14404,7 @@
         </w:rPr>
         <w:t>店铺与商品状态</w:t>
       </w:r>
-      <w:bookmarkEnd w:id="23"/>
+      <w:bookmarkEnd w:id="24"/>
       <w:proofErr w:type="spellEnd"/>
     </w:p>
     <w:tbl>
@@ -15035,7 +15028,7 @@
       <w:pPr>
         <w:pStyle w:val="31"/>
       </w:pPr>
-      <w:bookmarkStart w:id="24" w:name="_Toc239157888"/>
+      <w:bookmarkStart w:id="25" w:name="_Toc239157888"/>
       <w:r>
         <w:rPr>
           <w:rFonts w:ascii="Times New Roman" w:eastAsia="宋体" w:hAnsi="Times New Roman"/>
@@ -15051,7 +15044,7 @@
         </w:rPr>
         <w:t>订单状态与取消规则</w:t>
       </w:r>
-      <w:bookmarkEnd w:id="24"/>
+      <w:bookmarkEnd w:id="25"/>
       <w:proofErr w:type="spellEnd"/>
     </w:p>
     <w:tbl>
@@ -15482,7 +15475,7 @@
       <w:pPr>
         <w:pStyle w:val="31"/>
       </w:pPr>
-      <w:bookmarkStart w:id="25" w:name="_Toc239157889"/>
+      <w:bookmarkStart w:id="26" w:name="_Toc239157889"/>
       <w:r>
         <w:rPr>
           <w:rFonts w:ascii="Times New Roman" w:eastAsia="宋体" w:hAnsi="Times New Roman"/>
@@ -15498,7 +15491,7 @@
         </w:rPr>
         <w:t>金额、时间与事务规则</w:t>
       </w:r>
-      <w:bookmarkEnd w:id="25"/>
+      <w:bookmarkEnd w:id="26"/>
       <w:proofErr w:type="spellEnd"/>
     </w:p>
     <w:p>
@@ -15658,7 +15651,7 @@
         <w:pStyle w:val="1"/>
         <w:pageBreakBefore/>
       </w:pPr>
-      <w:bookmarkStart w:id="26" w:name="_Toc239157890"/>
+      <w:bookmarkStart w:id="27" w:name="_Toc239157890"/>
       <w:r>
         <w:lastRenderedPageBreak/>
         <w:t xml:space="preserve">4. </w:t>
@@ -15667,7 +15660,7 @@
       <w:r>
         <w:t>非功能需求</w:t>
       </w:r>
-      <w:bookmarkEnd w:id="26"/>
+      <w:bookmarkEnd w:id="27"/>
       <w:proofErr w:type="spellEnd"/>
     </w:p>
     <w:tbl>
@@ -16667,7 +16660,7 @@
           <w:lang w:eastAsia="zh-CN"/>
         </w:rPr>
       </w:pPr>
-      <w:bookmarkStart w:id="27" w:name="_Toc239157891"/>
+      <w:bookmarkStart w:id="28" w:name="_Toc239157891"/>
       <w:r>
         <w:rPr>
           <w:lang w:eastAsia="zh-CN"/>
@@ -16679,368 +16672,368 @@
           <w:lang w:eastAsia="zh-CN"/>
         </w:rPr>
         <w:t>接口需求</w:t>
-      </w:r>
-      <w:bookmarkEnd w:id="27"/>
-    </w:p>
-    <w:p>
-      <w:pPr>
-        <w:pStyle w:val="21"/>
-        <w:rPr>
-          <w:lang w:eastAsia="zh-CN"/>
-        </w:rPr>
-      </w:pPr>
-      <w:bookmarkStart w:id="28" w:name="_Toc239157892"/>
-      <w:r>
-        <w:rPr>
-          <w:lang w:eastAsia="zh-CN"/>
-        </w:rPr>
-        <w:t xml:space="preserve">5.1 </w:t>
-      </w:r>
-      <w:r>
-        <w:rPr>
-          <w:lang w:eastAsia="zh-CN"/>
-        </w:rPr>
-        <w:t>用户界面</w:t>
       </w:r>
       <w:bookmarkEnd w:id="28"/>
     </w:p>
     <w:p>
       <w:pPr>
-        <w:spacing w:after="80"/>
-        <w:ind w:left="283"/>
-        <w:rPr>
-          <w:lang w:eastAsia="zh-CN"/>
-        </w:rPr>
-      </w:pPr>
-      <w:r>
-        <w:rPr>
-          <w:lang w:eastAsia="zh-CN"/>
-        </w:rPr>
-        <w:t xml:space="preserve">UI-001 </w:t>
-      </w:r>
-      <w:r>
-        <w:rPr>
-          <w:lang w:eastAsia="zh-CN"/>
-        </w:rPr>
-        <w:t>登录</w:t>
-      </w:r>
-      <w:r>
-        <w:rPr>
-          <w:lang w:eastAsia="zh-CN"/>
-        </w:rPr>
-        <w:t xml:space="preserve"> / </w:t>
-      </w:r>
-      <w:r>
-        <w:rPr>
-          <w:lang w:eastAsia="zh-CN"/>
-        </w:rPr>
-        <w:t>注册页面：表单校验、错误提示、登录后跳转；</w:t>
-      </w:r>
-    </w:p>
-    <w:p>
-      <w:pPr>
-        <w:spacing w:after="80"/>
-        <w:ind w:left="283"/>
-        <w:rPr>
-          <w:lang w:eastAsia="zh-CN"/>
-        </w:rPr>
-      </w:pPr>
-      <w:r>
-        <w:rPr>
-          <w:lang w:eastAsia="zh-CN"/>
-        </w:rPr>
-        <w:t xml:space="preserve">UI-002 </w:t>
-      </w:r>
-      <w:r>
-        <w:rPr>
-          <w:lang w:eastAsia="zh-CN"/>
-        </w:rPr>
-        <w:t>店铺与商品浏览页面：店铺列表、分类导航、商品卡片、加入购物车；</w:t>
-      </w:r>
-    </w:p>
-    <w:p>
-      <w:pPr>
-        <w:spacing w:after="80"/>
-        <w:ind w:left="283"/>
-        <w:rPr>
-          <w:lang w:eastAsia="zh-CN"/>
-        </w:rPr>
-      </w:pPr>
-      <w:r>
-        <w:rPr>
-          <w:lang w:eastAsia="zh-CN"/>
-        </w:rPr>
-        <w:t xml:space="preserve">UI-003 </w:t>
-      </w:r>
-      <w:r>
-        <w:rPr>
-          <w:lang w:eastAsia="zh-CN"/>
-        </w:rPr>
-        <w:t>购物车页面：商品条目、数量增减、金额合计、结算入口；</w:t>
-      </w:r>
-    </w:p>
-    <w:p>
-      <w:pPr>
-        <w:spacing w:after="80"/>
-        <w:ind w:left="283"/>
-        <w:rPr>
-          <w:lang w:eastAsia="zh-CN"/>
-        </w:rPr>
-      </w:pPr>
-      <w:r>
-        <w:rPr>
-          <w:lang w:eastAsia="zh-CN"/>
-        </w:rPr>
-        <w:t xml:space="preserve">UI-004 </w:t>
-      </w:r>
-      <w:r>
-        <w:rPr>
-          <w:lang w:eastAsia="zh-CN"/>
-        </w:rPr>
-        <w:t>订单页面：订单列表（分页</w:t>
-      </w:r>
-      <w:r>
-        <w:rPr>
-          <w:lang w:eastAsia="zh-CN"/>
-        </w:rPr>
-        <w:t>/</w:t>
-      </w:r>
-      <w:r>
-        <w:rPr>
-          <w:lang w:eastAsia="zh-CN"/>
-        </w:rPr>
-        <w:t>筛选）、订单详情、取消订单；</w:t>
-      </w:r>
-    </w:p>
-    <w:p>
-      <w:pPr>
-        <w:spacing w:after="80"/>
-        <w:ind w:left="283"/>
-        <w:rPr>
-          <w:lang w:eastAsia="zh-CN"/>
-        </w:rPr>
-      </w:pPr>
-      <w:r>
-        <w:rPr>
-          <w:lang w:eastAsia="zh-CN"/>
-        </w:rPr>
-        <w:t xml:space="preserve">UI-005 </w:t>
-      </w:r>
-      <w:r>
-        <w:rPr>
-          <w:lang w:eastAsia="zh-CN"/>
-        </w:rPr>
-        <w:t>商家管理后台：店铺信息、商品分类、商品与库存管理、营业状态开关</w:t>
-      </w:r>
-    </w:p>
-    <w:p>
-      <w:pPr>
-        <w:spacing w:after="80"/>
-        <w:ind w:firstLineChars="100" w:firstLine="240"/>
-        <w:rPr>
-          <w:lang w:eastAsia="zh-CN"/>
-        </w:rPr>
-      </w:pPr>
-      <w:r>
-        <w:rPr>
-          <w:lang w:eastAsia="zh-CN"/>
-        </w:rPr>
-        <w:t>订单查看。</w:t>
-      </w:r>
-    </w:p>
-    <w:p>
-      <w:pPr>
-        <w:spacing w:after="120"/>
-        <w:rPr>
-          <w:lang w:eastAsia="zh-CN"/>
-        </w:rPr>
-      </w:pPr>
-      <w:r>
-        <w:rPr>
-          <w:sz w:val="21"/>
-          <w:lang w:eastAsia="zh-CN"/>
-        </w:rPr>
-        <w:t>要求界面文案清晰、操作有即时反馈，并为加载中、空数据、校验失败、无权限、资源不存在和服务器异常提供可测试状态；提交按钮请求期间禁用，防止重复提交；桌面视口</w:t>
-      </w:r>
-      <w:r>
-        <w:rPr>
-          <w:sz w:val="21"/>
-          <w:lang w:eastAsia="zh-CN"/>
-        </w:rPr>
-        <w:t xml:space="preserve"> 1280×720 </w:t>
-      </w:r>
-      <w:r>
-        <w:rPr>
-          <w:sz w:val="21"/>
-          <w:lang w:eastAsia="zh-CN"/>
-        </w:rPr>
-        <w:t>及以上不得出现横向溢出。页面原型由前端设计文档单独维护。</w:t>
-      </w:r>
-    </w:p>
-    <w:p>
-      <w:pPr>
         <w:pStyle w:val="21"/>
         <w:rPr>
           <w:lang w:eastAsia="zh-CN"/>
         </w:rPr>
       </w:pPr>
-      <w:bookmarkStart w:id="29" w:name="_Toc239157893"/>
-      <w:r>
-        <w:rPr>
-          <w:lang w:eastAsia="zh-CN"/>
-        </w:rPr>
-        <w:t xml:space="preserve">5.2 </w:t>
-      </w:r>
-      <w:r>
-        <w:rPr>
-          <w:lang w:eastAsia="zh-CN"/>
-        </w:rPr>
-        <w:t>软件接口（</w:t>
-      </w:r>
-      <w:r>
-        <w:rPr>
-          <w:lang w:eastAsia="zh-CN"/>
-        </w:rPr>
-        <w:t>REST API</w:t>
-      </w:r>
-      <w:r>
-        <w:rPr>
-          <w:lang w:eastAsia="zh-CN"/>
-        </w:rPr>
-        <w:t>）</w:t>
+      <w:bookmarkStart w:id="29" w:name="_Toc239157892"/>
+      <w:r>
+        <w:rPr>
+          <w:lang w:eastAsia="zh-CN"/>
+        </w:rPr>
+        <w:t xml:space="preserve">5.1 </w:t>
+      </w:r>
+      <w:r>
+        <w:rPr>
+          <w:lang w:eastAsia="zh-CN"/>
+        </w:rPr>
+        <w:t>用户界面</w:t>
       </w:r>
       <w:bookmarkEnd w:id="29"/>
     </w:p>
     <w:p>
       <w:pPr>
-        <w:spacing w:after="120"/>
-        <w:rPr>
-          <w:lang w:eastAsia="zh-CN"/>
-        </w:rPr>
-      </w:pPr>
-      <w:proofErr w:type="spellStart"/>
-      <w:r>
-        <w:rPr>
-          <w:sz w:val="21"/>
-        </w:rPr>
-        <w:t>前后端通过</w:t>
-      </w:r>
-      <w:proofErr w:type="spellEnd"/>
-      <w:r>
-        <w:rPr>
-          <w:sz w:val="21"/>
-        </w:rPr>
-        <w:t xml:space="preserve"> REST API </w:t>
-      </w:r>
-      <w:proofErr w:type="spellStart"/>
-      <w:r>
-        <w:rPr>
-          <w:sz w:val="21"/>
-        </w:rPr>
-        <w:t>通信，接口统一使用</w:t>
-      </w:r>
-      <w:proofErr w:type="spellEnd"/>
-      <w:r>
-        <w:rPr>
-          <w:sz w:val="21"/>
-        </w:rPr>
-        <w:t xml:space="preserve"> /</w:t>
-      </w:r>
-      <w:proofErr w:type="spellStart"/>
-      <w:r>
-        <w:rPr>
-          <w:sz w:val="21"/>
-        </w:rPr>
-        <w:t>api</w:t>
-      </w:r>
-      <w:proofErr w:type="spellEnd"/>
-      <w:r>
-        <w:rPr>
-          <w:sz w:val="21"/>
-        </w:rPr>
-        <w:t xml:space="preserve">/v1 </w:t>
-      </w:r>
-      <w:proofErr w:type="spellStart"/>
-      <w:r>
-        <w:rPr>
-          <w:sz w:val="21"/>
-        </w:rPr>
-        <w:t>前缀。下列接口为</w:t>
-      </w:r>
-      <w:proofErr w:type="spellEnd"/>
-      <w:r>
-        <w:rPr>
-          <w:sz w:val="21"/>
-        </w:rPr>
-        <w:t xml:space="preserve"> V1.1 </w:t>
-      </w:r>
-      <w:proofErr w:type="spellStart"/>
-      <w:r>
-        <w:rPr>
-          <w:sz w:val="21"/>
-        </w:rPr>
-        <w:t>基线；字段级契约应同步维护在</w:t>
-      </w:r>
-      <w:proofErr w:type="spellEnd"/>
-      <w:r>
-        <w:rPr>
-          <w:sz w:val="21"/>
-        </w:rPr>
-        <w:t xml:space="preserve"> </w:t>
-      </w:r>
-      <w:proofErr w:type="spellStart"/>
-      <w:r>
-        <w:rPr>
-          <w:sz w:val="21"/>
-        </w:rPr>
-        <w:t>OpenAPI</w:t>
-      </w:r>
-      <w:proofErr w:type="spellEnd"/>
-      <w:r>
-        <w:rPr>
-          <w:sz w:val="21"/>
-        </w:rPr>
-        <w:t>/</w:t>
-      </w:r>
-      <w:proofErr w:type="spellStart"/>
-      <w:r>
-        <w:rPr>
-          <w:sz w:val="21"/>
-        </w:rPr>
-        <w:t>ApiFox</w:t>
-      </w:r>
-      <w:proofErr w:type="spellEnd"/>
-      <w:r>
-        <w:rPr>
-          <w:sz w:val="21"/>
-        </w:rPr>
-        <w:t xml:space="preserve"> </w:t>
-      </w:r>
-      <w:proofErr w:type="spellStart"/>
-      <w:r>
-        <w:rPr>
-          <w:sz w:val="21"/>
-        </w:rPr>
-        <w:t>文档中</w:t>
-      </w:r>
-      <w:proofErr w:type="spellEnd"/>
-      <w:r>
-        <w:rPr>
-          <w:sz w:val="21"/>
-        </w:rPr>
-        <w:t>。</w:t>
+        <w:spacing w:after="80"/>
+        <w:ind w:left="283"/>
+        <w:rPr>
+          <w:lang w:eastAsia="zh-CN"/>
+        </w:rPr>
+      </w:pPr>
+      <w:r>
+        <w:rPr>
+          <w:lang w:eastAsia="zh-CN"/>
+        </w:rPr>
+        <w:t xml:space="preserve">UI-001 </w:t>
+      </w:r>
+      <w:r>
+        <w:rPr>
+          <w:lang w:eastAsia="zh-CN"/>
+        </w:rPr>
+        <w:t>登录</w:t>
+      </w:r>
+      <w:r>
+        <w:rPr>
+          <w:lang w:eastAsia="zh-CN"/>
+        </w:rPr>
+        <w:t xml:space="preserve"> / </w:t>
+      </w:r>
+      <w:r>
+        <w:rPr>
+          <w:lang w:eastAsia="zh-CN"/>
+        </w:rPr>
+        <w:t>注册页面：表单校验、错误提示、登录后跳转；</w:t>
       </w:r>
     </w:p>
     <w:p>
       <w:pPr>
-        <w:spacing w:after="40"/>
-      </w:pPr>
+        <w:spacing w:after="80"/>
+        <w:ind w:left="283"/>
+        <w:rPr>
+          <w:lang w:eastAsia="zh-CN"/>
+        </w:rPr>
+      </w:pPr>
+      <w:r>
+        <w:rPr>
+          <w:lang w:eastAsia="zh-CN"/>
+        </w:rPr>
+        <w:t xml:space="preserve">UI-002 </w:t>
+      </w:r>
+      <w:r>
+        <w:rPr>
+          <w:lang w:eastAsia="zh-CN"/>
+        </w:rPr>
+        <w:t>店铺与商品浏览页面：店铺列表、分类导航、商品卡片、加入购物车；</w:t>
+      </w:r>
     </w:p>
     <w:p>
       <w:pPr>
+        <w:spacing w:after="80"/>
+        <w:ind w:left="283"/>
+        <w:rPr>
+          <w:lang w:eastAsia="zh-CN"/>
+        </w:rPr>
+      </w:pPr>
+      <w:r>
+        <w:rPr>
+          <w:lang w:eastAsia="zh-CN"/>
+        </w:rPr>
+        <w:t xml:space="preserve">UI-003 </w:t>
+      </w:r>
+      <w:r>
+        <w:rPr>
+          <w:lang w:eastAsia="zh-CN"/>
+        </w:rPr>
+        <w:t>购物车页面：商品条目、数量增减、金额合计、结算入口；</w:t>
+      </w:r>
+    </w:p>
+    <w:p>
+      <w:pPr>
+        <w:spacing w:after="80"/>
+        <w:ind w:left="283"/>
+        <w:rPr>
+          <w:lang w:eastAsia="zh-CN"/>
+        </w:rPr>
+      </w:pPr>
+      <w:r>
+        <w:rPr>
+          <w:lang w:eastAsia="zh-CN"/>
+        </w:rPr>
+        <w:t xml:space="preserve">UI-004 </w:t>
+      </w:r>
+      <w:r>
+        <w:rPr>
+          <w:lang w:eastAsia="zh-CN"/>
+        </w:rPr>
+        <w:t>订单页面：订单列表（分页</w:t>
+      </w:r>
+      <w:r>
+        <w:rPr>
+          <w:lang w:eastAsia="zh-CN"/>
+        </w:rPr>
+        <w:t>/</w:t>
+      </w:r>
+      <w:r>
+        <w:rPr>
+          <w:lang w:eastAsia="zh-CN"/>
+        </w:rPr>
+        <w:t>筛选）、订单详情、取消订单；</w:t>
+      </w:r>
+    </w:p>
+    <w:p>
+      <w:pPr>
+        <w:spacing w:after="80"/>
+        <w:ind w:left="283"/>
+        <w:rPr>
+          <w:lang w:eastAsia="zh-CN"/>
+        </w:rPr>
+      </w:pPr>
+      <w:r>
+        <w:rPr>
+          <w:lang w:eastAsia="zh-CN"/>
+        </w:rPr>
+        <w:t xml:space="preserve">UI-005 </w:t>
+      </w:r>
+      <w:r>
+        <w:rPr>
+          <w:lang w:eastAsia="zh-CN"/>
+        </w:rPr>
+        <w:t>商家管理后台：店铺信息、商品分类、商品与库存管理、营业状态开关</w:t>
+      </w:r>
+    </w:p>
+    <w:p>
+      <w:pPr>
+        <w:spacing w:after="80"/>
+        <w:ind w:firstLineChars="100" w:firstLine="240"/>
+        <w:rPr>
+          <w:lang w:eastAsia="zh-CN"/>
+        </w:rPr>
+      </w:pPr>
+      <w:r>
+        <w:rPr>
+          <w:lang w:eastAsia="zh-CN"/>
+        </w:rPr>
+        <w:t>订单查看。</w:t>
+      </w:r>
+    </w:p>
+    <w:p>
+      <w:pPr>
+        <w:spacing w:after="120"/>
+        <w:rPr>
+          <w:lang w:eastAsia="zh-CN"/>
+        </w:rPr>
+      </w:pPr>
+      <w:r>
+        <w:rPr>
+          <w:sz w:val="21"/>
+          <w:lang w:eastAsia="zh-CN"/>
+        </w:rPr>
+        <w:t>要求界面文案清晰、操作有即时反馈，并为加载中、空数据、校验失败、无权限、资源不存在和服务器异常提供可测试状态；提交按钮请求期间禁用，防止重复提交；桌面视口</w:t>
+      </w:r>
+      <w:r>
+        <w:rPr>
+          <w:sz w:val="21"/>
+          <w:lang w:eastAsia="zh-CN"/>
+        </w:rPr>
+        <w:t xml:space="preserve"> 1280×720 </w:t>
+      </w:r>
+      <w:r>
+        <w:rPr>
+          <w:sz w:val="21"/>
+          <w:lang w:eastAsia="zh-CN"/>
+        </w:rPr>
+        <w:t>及以上不得出现横向溢出。页面原型由前端设计文档单独维护。</w:t>
+      </w:r>
+    </w:p>
+    <w:p>
+      <w:pPr>
+        <w:pStyle w:val="21"/>
+        <w:rPr>
+          <w:lang w:eastAsia="zh-CN"/>
+        </w:rPr>
+      </w:pPr>
+      <w:bookmarkStart w:id="30" w:name="_Toc239157893"/>
+      <w:r>
+        <w:rPr>
+          <w:lang w:eastAsia="zh-CN"/>
+        </w:rPr>
+        <w:t xml:space="preserve">5.2 </w:t>
+      </w:r>
+      <w:r>
+        <w:rPr>
+          <w:lang w:eastAsia="zh-CN"/>
+        </w:rPr>
+        <w:t>软件接口（</w:t>
+      </w:r>
+      <w:r>
+        <w:rPr>
+          <w:lang w:eastAsia="zh-CN"/>
+        </w:rPr>
+        <w:t>REST API</w:t>
+      </w:r>
+      <w:r>
+        <w:rPr>
+          <w:lang w:eastAsia="zh-CN"/>
+        </w:rPr>
+        <w:t>）</w:t>
+      </w:r>
+      <w:bookmarkEnd w:id="30"/>
+    </w:p>
+    <w:p>
+      <w:pPr>
+        <w:spacing w:after="120"/>
+        <w:rPr>
+          <w:lang w:eastAsia="zh-CN"/>
+        </w:rPr>
+      </w:pPr>
+      <w:proofErr w:type="spellStart"/>
+      <w:r>
+        <w:rPr>
+          <w:sz w:val="21"/>
+        </w:rPr>
+        <w:t>前后端通过</w:t>
+      </w:r>
+      <w:proofErr w:type="spellEnd"/>
+      <w:r>
+        <w:rPr>
+          <w:sz w:val="21"/>
+        </w:rPr>
+        <w:t xml:space="preserve"> REST API </w:t>
+      </w:r>
+      <w:proofErr w:type="spellStart"/>
+      <w:r>
+        <w:rPr>
+          <w:sz w:val="21"/>
+        </w:rPr>
+        <w:t>通信，接口统一使用</w:t>
+      </w:r>
+      <w:proofErr w:type="spellEnd"/>
+      <w:r>
+        <w:rPr>
+          <w:sz w:val="21"/>
+        </w:rPr>
+        <w:t xml:space="preserve"> /</w:t>
+      </w:r>
+      <w:proofErr w:type="spellStart"/>
+      <w:r>
+        <w:rPr>
+          <w:sz w:val="21"/>
+        </w:rPr>
+        <w:t>api</w:t>
+      </w:r>
+      <w:proofErr w:type="spellEnd"/>
+      <w:r>
+        <w:rPr>
+          <w:sz w:val="21"/>
+        </w:rPr>
+        <w:t xml:space="preserve">/v1 </w:t>
+      </w:r>
+      <w:proofErr w:type="spellStart"/>
+      <w:r>
+        <w:rPr>
+          <w:sz w:val="21"/>
+        </w:rPr>
+        <w:t>前缀。下列接口为</w:t>
+      </w:r>
+      <w:proofErr w:type="spellEnd"/>
+      <w:r>
+        <w:rPr>
+          <w:sz w:val="21"/>
+        </w:rPr>
+        <w:t xml:space="preserve"> V1.1 </w:t>
+      </w:r>
+      <w:proofErr w:type="spellStart"/>
+      <w:r>
+        <w:rPr>
+          <w:sz w:val="21"/>
+        </w:rPr>
+        <w:t>基线；字段级契约应同步维护在</w:t>
+      </w:r>
+      <w:proofErr w:type="spellEnd"/>
+      <w:r>
+        <w:rPr>
+          <w:sz w:val="21"/>
+        </w:rPr>
+        <w:t xml:space="preserve"> </w:t>
+      </w:r>
+      <w:proofErr w:type="spellStart"/>
+      <w:r>
+        <w:rPr>
+          <w:sz w:val="21"/>
+        </w:rPr>
+        <w:t>OpenAPI</w:t>
+      </w:r>
+      <w:proofErr w:type="spellEnd"/>
+      <w:r>
+        <w:rPr>
+          <w:sz w:val="21"/>
+        </w:rPr>
+        <w:t>/</w:t>
+      </w:r>
+      <w:proofErr w:type="spellStart"/>
+      <w:r>
+        <w:rPr>
+          <w:sz w:val="21"/>
+        </w:rPr>
+        <w:t>ApiFox</w:t>
+      </w:r>
+      <w:proofErr w:type="spellEnd"/>
+      <w:r>
+        <w:rPr>
+          <w:sz w:val="21"/>
+        </w:rPr>
+        <w:t xml:space="preserve"> </w:t>
+      </w:r>
+      <w:proofErr w:type="spellStart"/>
+      <w:r>
+        <w:rPr>
+          <w:sz w:val="21"/>
+        </w:rPr>
+        <w:t>文档中</w:t>
+      </w:r>
+      <w:proofErr w:type="spellEnd"/>
+      <w:r>
+        <w:rPr>
+          <w:sz w:val="21"/>
+        </w:rPr>
+        <w:t>。</w:t>
+      </w:r>
+    </w:p>
+    <w:p>
+      <w:pPr>
+        <w:spacing w:after="40"/>
+      </w:pPr>
+    </w:p>
+    <w:p>
+      <w:pPr>
         <w:pStyle w:val="31"/>
       </w:pPr>
-      <w:bookmarkStart w:id="30" w:name="_Toc239157894"/>
+      <w:bookmarkStart w:id="31" w:name="_Toc239157894"/>
       <w:r>
         <w:rPr>
           <w:rFonts w:ascii="Times New Roman" w:eastAsia="宋体" w:hAnsi="Times New Roman"/>
@@ -17057,7 +17050,7 @@
         </w:rPr>
         <w:t>通用契约</w:t>
       </w:r>
-      <w:bookmarkEnd w:id="30"/>
+      <w:bookmarkEnd w:id="31"/>
       <w:proofErr w:type="spellEnd"/>
     </w:p>
     <w:p>
@@ -17446,7 +17439,7 @@
       <w:pPr>
         <w:pStyle w:val="31"/>
       </w:pPr>
-      <w:bookmarkStart w:id="31" w:name="_Toc239157895"/>
+      <w:bookmarkStart w:id="32" w:name="_Toc239157895"/>
       <w:r>
         <w:rPr>
           <w:rFonts w:ascii="Times New Roman" w:eastAsia="宋体" w:hAnsi="Times New Roman"/>
@@ -17462,7 +17455,7 @@
         </w:rPr>
         <w:t>接口清单</w:t>
       </w:r>
-      <w:bookmarkEnd w:id="31"/>
+      <w:bookmarkEnd w:id="32"/>
       <w:proofErr w:type="spellEnd"/>
     </w:p>
     <w:tbl>
@@ -20688,7 +20681,7 @@
       <w:pPr>
         <w:pStyle w:val="31"/>
       </w:pPr>
-      <w:bookmarkStart w:id="32" w:name="_Toc239157896"/>
+      <w:bookmarkStart w:id="33" w:name="_Toc239157896"/>
       <w:r>
         <w:rPr>
           <w:rFonts w:ascii="Times New Roman" w:eastAsia="宋体" w:hAnsi="Times New Roman"/>
@@ -20704,7 +20697,7 @@
         </w:rPr>
         <w:t>与业务错误码</w:t>
       </w:r>
-      <w:bookmarkEnd w:id="32"/>
+      <w:bookmarkEnd w:id="33"/>
       <w:proofErr w:type="spellEnd"/>
     </w:p>
     <w:tbl>
@@ -21138,7 +21131,7 @@
       <w:pPr>
         <w:pStyle w:val="21"/>
       </w:pPr>
-      <w:bookmarkStart w:id="33" w:name="_Toc239157897"/>
+      <w:bookmarkStart w:id="34" w:name="_Toc239157897"/>
       <w:r>
         <w:lastRenderedPageBreak/>
         <w:t xml:space="preserve">5.3 </w:t>
@@ -21146,145 +21139,145 @@
       <w:proofErr w:type="spellStart"/>
       <w:r>
         <w:t>通信接口</w:t>
-      </w:r>
-      <w:bookmarkEnd w:id="33"/>
-      <w:proofErr w:type="spellEnd"/>
-    </w:p>
-    <w:p>
-      <w:pPr>
-        <w:spacing w:after="80"/>
-        <w:ind w:left="283"/>
-      </w:pPr>
-      <w:r>
-        <w:t xml:space="preserve">1. COM-001 </w:t>
-      </w:r>
-      <w:proofErr w:type="spellStart"/>
-      <w:r>
-        <w:t>前后端通信：</w:t>
-      </w:r>
-      <w:r>
-        <w:t>HTTP</w:t>
-      </w:r>
-      <w:proofErr w:type="spellEnd"/>
-      <w:r>
-        <w:t>/HTTPS over TCP/IP</w:t>
-      </w:r>
-      <w:r>
-        <w:t>，</w:t>
-      </w:r>
-      <w:r>
-        <w:t xml:space="preserve">JSON </w:t>
-      </w:r>
-      <w:proofErr w:type="spellStart"/>
-      <w:r>
-        <w:t>序列化，前端使用</w:t>
-      </w:r>
-      <w:proofErr w:type="spellEnd"/>
-      <w:r>
-        <w:t xml:space="preserve"> Axios</w:t>
-      </w:r>
-      <w:r>
-        <w:t>；</w:t>
-      </w:r>
-    </w:p>
-    <w:p>
-      <w:pPr>
-        <w:spacing w:after="80"/>
-        <w:ind w:left="283"/>
-      </w:pPr>
-      <w:r>
-        <w:t xml:space="preserve">2. COM-002 </w:t>
-      </w:r>
-      <w:proofErr w:type="spellStart"/>
-      <w:r>
-        <w:t>数据库通信：</w:t>
-      </w:r>
-      <w:r>
-        <w:t>JDBC</w:t>
-      </w:r>
-      <w:proofErr w:type="spellEnd"/>
-      <w:r>
-        <w:t xml:space="preserve"> </w:t>
-      </w:r>
-      <w:proofErr w:type="spellStart"/>
-      <w:r>
-        <w:t>连接</w:t>
-      </w:r>
-      <w:proofErr w:type="spellEnd"/>
-      <w:r>
-        <w:t xml:space="preserve"> MySQL/</w:t>
-      </w:r>
-      <w:proofErr w:type="spellStart"/>
-      <w:r>
-        <w:t>PostgreSQL</w:t>
-      </w:r>
-      <w:r>
-        <w:t>，参数化查询</w:t>
-      </w:r>
-      <w:proofErr w:type="spellEnd"/>
-      <w:r>
-        <w:t>；</w:t>
-      </w:r>
-    </w:p>
-    <w:p>
-      <w:pPr>
-        <w:spacing w:after="80"/>
-        <w:ind w:left="283"/>
-      </w:pPr>
-      <w:r>
-        <w:t xml:space="preserve">3. COM-003 </w:t>
-      </w:r>
-      <w:proofErr w:type="spellStart"/>
-      <w:r>
-        <w:t>认证机制：登录签发</w:t>
-      </w:r>
-      <w:proofErr w:type="spellEnd"/>
-      <w:r>
-        <w:t xml:space="preserve"> </w:t>
-      </w:r>
-      <w:proofErr w:type="spellStart"/>
-      <w:r>
-        <w:t>JWT</w:t>
-      </w:r>
-      <w:r>
-        <w:t>，后续请求经</w:t>
-      </w:r>
-      <w:proofErr w:type="spellEnd"/>
-      <w:r>
-        <w:t xml:space="preserve"> Authorization </w:t>
-      </w:r>
-      <w:proofErr w:type="spellStart"/>
-      <w:r>
-        <w:t>头携带</w:t>
-      </w:r>
-      <w:proofErr w:type="spellEnd"/>
-      <w:r>
-        <w:t>。</w:t>
-      </w:r>
-    </w:p>
-    <w:p>
-      <w:pPr>
-        <w:pStyle w:val="1"/>
-      </w:pPr>
-      <w:bookmarkStart w:id="34" w:name="_Toc239157898"/>
-      <w:r>
-        <w:t xml:space="preserve">6. </w:t>
-      </w:r>
-      <w:proofErr w:type="spellStart"/>
-      <w:r>
-        <w:t>数据需求</w:t>
       </w:r>
       <w:bookmarkEnd w:id="34"/>
       <w:proofErr w:type="spellEnd"/>
     </w:p>
     <w:p>
       <w:pPr>
+        <w:spacing w:after="80"/>
+        <w:ind w:left="283"/>
+      </w:pPr>
+      <w:r>
+        <w:t xml:space="preserve">1. COM-001 </w:t>
+      </w:r>
+      <w:proofErr w:type="spellStart"/>
+      <w:r>
+        <w:t>前后端通信：</w:t>
+      </w:r>
+      <w:r>
+        <w:t>HTTP</w:t>
+      </w:r>
+      <w:proofErr w:type="spellEnd"/>
+      <w:r>
+        <w:t>/HTTPS over TCP/IP</w:t>
+      </w:r>
+      <w:r>
+        <w:t>，</w:t>
+      </w:r>
+      <w:r>
+        <w:t xml:space="preserve">JSON </w:t>
+      </w:r>
+      <w:proofErr w:type="spellStart"/>
+      <w:r>
+        <w:t>序列化，前端使用</w:t>
+      </w:r>
+      <w:proofErr w:type="spellEnd"/>
+      <w:r>
+        <w:t xml:space="preserve"> Axios</w:t>
+      </w:r>
+      <w:r>
+        <w:t>；</w:t>
+      </w:r>
+    </w:p>
+    <w:p>
+      <w:pPr>
+        <w:spacing w:after="80"/>
+        <w:ind w:left="283"/>
+      </w:pPr>
+      <w:r>
+        <w:t xml:space="preserve">2. COM-002 </w:t>
+      </w:r>
+      <w:proofErr w:type="spellStart"/>
+      <w:r>
+        <w:t>数据库通信：</w:t>
+      </w:r>
+      <w:r>
+        <w:t>JDBC</w:t>
+      </w:r>
+      <w:proofErr w:type="spellEnd"/>
+      <w:r>
+        <w:t xml:space="preserve"> </w:t>
+      </w:r>
+      <w:proofErr w:type="spellStart"/>
+      <w:r>
+        <w:t>连接</w:t>
+      </w:r>
+      <w:proofErr w:type="spellEnd"/>
+      <w:r>
+        <w:t xml:space="preserve"> MySQL/</w:t>
+      </w:r>
+      <w:proofErr w:type="spellStart"/>
+      <w:r>
+        <w:t>PostgreSQL</w:t>
+      </w:r>
+      <w:r>
+        <w:t>，参数化查询</w:t>
+      </w:r>
+      <w:proofErr w:type="spellEnd"/>
+      <w:r>
+        <w:t>；</w:t>
+      </w:r>
+    </w:p>
+    <w:p>
+      <w:pPr>
+        <w:spacing w:after="80"/>
+        <w:ind w:left="283"/>
+      </w:pPr>
+      <w:r>
+        <w:t xml:space="preserve">3. COM-003 </w:t>
+      </w:r>
+      <w:proofErr w:type="spellStart"/>
+      <w:r>
+        <w:t>认证机制：登录签发</w:t>
+      </w:r>
+      <w:proofErr w:type="spellEnd"/>
+      <w:r>
+        <w:t xml:space="preserve"> </w:t>
+      </w:r>
+      <w:proofErr w:type="spellStart"/>
+      <w:r>
+        <w:t>JWT</w:t>
+      </w:r>
+      <w:r>
+        <w:t>，后续请求经</w:t>
+      </w:r>
+      <w:proofErr w:type="spellEnd"/>
+      <w:r>
+        <w:t xml:space="preserve"> Authorization </w:t>
+      </w:r>
+      <w:proofErr w:type="spellStart"/>
+      <w:r>
+        <w:t>头携带</w:t>
+      </w:r>
+      <w:proofErr w:type="spellEnd"/>
+      <w:r>
+        <w:t>。</w:t>
+      </w:r>
+    </w:p>
+    <w:p>
+      <w:pPr>
+        <w:pStyle w:val="1"/>
+      </w:pPr>
+      <w:bookmarkStart w:id="35" w:name="_Toc239157898"/>
+      <w:r>
+        <w:t xml:space="preserve">6. </w:t>
+      </w:r>
+      <w:proofErr w:type="spellStart"/>
+      <w:r>
+        <w:t>数据需求</w:t>
+      </w:r>
+      <w:bookmarkEnd w:id="35"/>
+      <w:proofErr w:type="spellEnd"/>
+    </w:p>
+    <w:p>
+      <w:pPr>
         <w:pStyle w:val="21"/>
         <w:rPr>
           <w:lang w:eastAsia="zh-CN"/>
         </w:rPr>
       </w:pPr>
-      <w:bookmarkStart w:id="35" w:name="_Toc239157899"/>
+      <w:bookmarkStart w:id="36" w:name="_Toc239157899"/>
       <w:r>
         <w:rPr>
           <w:lang w:eastAsia="zh-CN"/>
@@ -21297,7 +21290,7 @@
         </w:rPr>
         <w:t>数据字典</w:t>
       </w:r>
-      <w:bookmarkEnd w:id="35"/>
+      <w:bookmarkEnd w:id="36"/>
     </w:p>
     <w:p>
       <w:pPr>
@@ -22753,7 +22746,7 @@
       <w:pPr>
         <w:pStyle w:val="21"/>
       </w:pPr>
-      <w:bookmarkStart w:id="36" w:name="_Toc239157900"/>
+      <w:bookmarkStart w:id="37" w:name="_Toc239157900"/>
       <w:r>
         <w:rPr>
           <w:rFonts w:ascii="Times New Roman" w:eastAsia="宋体" w:hAnsi="Times New Roman"/>
@@ -22769,7 +22762,7 @@
         </w:rPr>
         <w:t>数据一致性与索引要求</w:t>
       </w:r>
-      <w:bookmarkEnd w:id="36"/>
+      <w:bookmarkEnd w:id="37"/>
       <w:proofErr w:type="spellEnd"/>
     </w:p>
     <w:p>
@@ -23067,7 +23060,7 @@
           <w:lang w:eastAsia="zh-CN"/>
         </w:rPr>
       </w:pPr>
-      <w:bookmarkStart w:id="37" w:name="_Toc239157901"/>
+      <w:bookmarkStart w:id="38" w:name="_Toc239157901"/>
       <w:r>
         <w:rPr>
           <w:rFonts w:ascii="Times New Roman" w:eastAsia="宋体" w:hAnsi="Times New Roman"/>
@@ -23084,7 +23077,7 @@
         </w:rPr>
         <w:t>存储策略</w:t>
       </w:r>
-      <w:bookmarkEnd w:id="37"/>
+      <w:bookmarkEnd w:id="38"/>
     </w:p>
     <w:p>
       <w:pPr>
@@ -23226,7 +23219,7 @@
       <w:pPr>
         <w:pStyle w:val="1"/>
       </w:pPr>
-      <w:bookmarkStart w:id="38" w:name="_Toc239157902"/>
+      <w:bookmarkStart w:id="39" w:name="_Toc239157902"/>
       <w:r>
         <w:t xml:space="preserve">7. </w:t>
       </w:r>
@@ -23234,7 +23227,7 @@
       <w:r>
         <w:t>其他需求</w:t>
       </w:r>
-      <w:bookmarkEnd w:id="38"/>
+      <w:bookmarkEnd w:id="39"/>
       <w:proofErr w:type="spellEnd"/>
     </w:p>
     <w:tbl>
@@ -23609,7 +23602,7 @@
           <w:lang w:eastAsia="zh-CN"/>
         </w:rPr>
       </w:pPr>
-      <w:bookmarkStart w:id="39" w:name="_Toc239157903"/>
+      <w:bookmarkStart w:id="40" w:name="_Toc239157903"/>
       <w:r>
         <w:rPr>
           <w:lang w:eastAsia="zh-CN"/>
@@ -23621,178 +23614,28 @@
           <w:lang w:eastAsia="zh-CN"/>
         </w:rPr>
         <w:t>验收标准</w:t>
-      </w:r>
-      <w:bookmarkEnd w:id="39"/>
-    </w:p>
-    <w:p>
-      <w:pPr>
-        <w:pStyle w:val="21"/>
-        <w:rPr>
-          <w:lang w:eastAsia="zh-CN"/>
-        </w:rPr>
-      </w:pPr>
-      <w:bookmarkStart w:id="40" w:name="_Toc239157904"/>
-      <w:r>
-        <w:rPr>
-          <w:lang w:eastAsia="zh-CN"/>
-        </w:rPr>
-        <w:t xml:space="preserve">8.1 </w:t>
-      </w:r>
-      <w:r>
-        <w:rPr>
-          <w:lang w:eastAsia="zh-CN"/>
-        </w:rPr>
-        <w:t>功能验收</w:t>
       </w:r>
       <w:bookmarkEnd w:id="40"/>
     </w:p>
     <w:p>
       <w:pPr>
-        <w:spacing w:after="80"/>
-        <w:ind w:left="283"/>
-        <w:rPr>
-          <w:lang w:eastAsia="zh-CN"/>
-        </w:rPr>
-      </w:pPr>
-      <w:r>
-        <w:rPr>
-          <w:sz w:val="21"/>
-          <w:lang w:eastAsia="zh-CN"/>
-        </w:rPr>
-        <w:t xml:space="preserve">1. </w:t>
-      </w:r>
-      <w:r>
-        <w:rPr>
-          <w:sz w:val="21"/>
-          <w:lang w:eastAsia="zh-CN"/>
-        </w:rPr>
-        <w:t>所有功能需求通过对应测试用例验证；核心</w:t>
-      </w:r>
-      <w:r>
-        <w:rPr>
-          <w:sz w:val="21"/>
-          <w:lang w:eastAsia="zh-CN"/>
-        </w:rPr>
-        <w:t xml:space="preserve"> API </w:t>
-      </w:r>
-      <w:r>
-        <w:rPr>
-          <w:sz w:val="21"/>
-          <w:lang w:eastAsia="zh-CN"/>
-        </w:rPr>
-        <w:t>需求场景覆盖率</w:t>
-      </w:r>
-      <w:r>
-        <w:rPr>
-          <w:sz w:val="21"/>
-          <w:lang w:eastAsia="zh-CN"/>
-        </w:rPr>
-        <w:t xml:space="preserve"> 100%</w:t>
-      </w:r>
-      <w:r>
-        <w:rPr>
-          <w:sz w:val="21"/>
-          <w:lang w:eastAsia="zh-CN"/>
-        </w:rPr>
-        <w:t>，关键</w:t>
-      </w:r>
-      <w:r>
-        <w:rPr>
-          <w:sz w:val="21"/>
-          <w:lang w:eastAsia="zh-CN"/>
-        </w:rPr>
-        <w:t xml:space="preserve"> Service </w:t>
-      </w:r>
-      <w:r>
-        <w:rPr>
-          <w:sz w:val="21"/>
-          <w:lang w:eastAsia="zh-CN"/>
-        </w:rPr>
-        <w:t>方法</w:t>
-      </w:r>
-      <w:r>
-        <w:rPr>
-          <w:sz w:val="21"/>
-          <w:lang w:eastAsia="zh-CN"/>
-        </w:rPr>
-        <w:t xml:space="preserve"> JaCoCo </w:t>
-      </w:r>
-      <w:r>
-        <w:rPr>
-          <w:sz w:val="21"/>
-          <w:lang w:eastAsia="zh-CN"/>
-        </w:rPr>
-        <w:t>行覆盖率不低于</w:t>
-      </w:r>
-      <w:r>
-        <w:rPr>
-          <w:sz w:val="21"/>
-          <w:lang w:eastAsia="zh-CN"/>
-        </w:rPr>
-        <w:t xml:space="preserve"> 90%</w:t>
-      </w:r>
-      <w:r>
-        <w:rPr>
-          <w:sz w:val="21"/>
-          <w:lang w:eastAsia="zh-CN"/>
-        </w:rPr>
-        <w:t>，自动化测试通过率</w:t>
-      </w:r>
-      <w:r>
-        <w:rPr>
-          <w:sz w:val="21"/>
-          <w:lang w:eastAsia="zh-CN"/>
-        </w:rPr>
-        <w:t xml:space="preserve"> 100%</w:t>
-      </w:r>
-      <w:r>
-        <w:rPr>
-          <w:sz w:val="21"/>
-          <w:lang w:eastAsia="zh-CN"/>
-        </w:rPr>
-        <w:t>；</w:t>
-      </w:r>
-    </w:p>
-    <w:p>
-      <w:pPr>
-        <w:spacing w:after="80"/>
-        <w:ind w:left="283"/>
-        <w:rPr>
-          <w:lang w:eastAsia="zh-CN"/>
-        </w:rPr>
-      </w:pPr>
-      <w:r>
-        <w:rPr>
-          <w:lang w:eastAsia="zh-CN"/>
-        </w:rPr>
-        <w:t xml:space="preserve">2. </w:t>
-      </w:r>
-      <w:r>
-        <w:rPr>
-          <w:lang w:eastAsia="zh-CN"/>
-        </w:rPr>
-        <w:t>注册、登录、购物车、下单、订单查询等核心流程端到端（前后端联调）测试通过。</w:t>
-      </w:r>
-    </w:p>
-    <w:p>
-      <w:pPr>
         <w:pStyle w:val="21"/>
         <w:rPr>
           <w:lang w:eastAsia="zh-CN"/>
         </w:rPr>
       </w:pPr>
-      <w:bookmarkStart w:id="41" w:name="_Toc239157905"/>
-      <w:r>
-        <w:rPr>
-          <w:lang w:eastAsia="zh-CN"/>
-        </w:rPr>
-        <w:t xml:space="preserve">8.2 </w:t>
-      </w:r>
-      <w:r>
-        <w:rPr>
-          <w:lang w:eastAsia="zh-CN"/>
-        </w:rPr>
-        <w:t>性能验收</w:t>
+      <w:bookmarkStart w:id="41" w:name="_Toc239157904"/>
+      <w:r>
+        <w:rPr>
+          <w:lang w:eastAsia="zh-CN"/>
+        </w:rPr>
+        <w:t xml:space="preserve">8.1 </w:t>
+      </w:r>
+      <w:r>
+        <w:rPr>
+          <w:lang w:eastAsia="zh-CN"/>
+        </w:rPr>
+        <w:t>功能验收</w:t>
       </w:r>
       <w:bookmarkEnd w:id="41"/>
     </w:p>
@@ -23816,56 +23659,84 @@
           <w:sz w:val="21"/>
           <w:lang w:eastAsia="zh-CN"/>
         </w:rPr>
-        <w:t>按</w:t>
-      </w:r>
-      <w:r>
-        <w:rPr>
-          <w:sz w:val="21"/>
-          <w:lang w:eastAsia="zh-CN"/>
-        </w:rPr>
-        <w:t xml:space="preserve"> NFR-PERF-001 </w:t>
-      </w:r>
-      <w:r>
-        <w:rPr>
-          <w:sz w:val="21"/>
-          <w:lang w:eastAsia="zh-CN"/>
-        </w:rPr>
-        <w:t>规定的数据基线、预热时间和持续时间执行，常规</w:t>
-      </w:r>
-      <w:r>
-        <w:rPr>
-          <w:sz w:val="21"/>
-          <w:lang w:eastAsia="zh-CN"/>
-        </w:rPr>
-        <w:t xml:space="preserve"> GET </w:t>
-      </w:r>
-      <w:r>
-        <w:rPr>
-          <w:sz w:val="21"/>
-          <w:lang w:eastAsia="zh-CN"/>
-        </w:rPr>
-        <w:t>接口</w:t>
-      </w:r>
-      <w:r>
-        <w:rPr>
-          <w:sz w:val="21"/>
-          <w:lang w:eastAsia="zh-CN"/>
-        </w:rPr>
-        <w:t xml:space="preserve"> P95 &lt; 500ms</w:t>
-      </w:r>
-      <w:r>
-        <w:rPr>
-          <w:sz w:val="21"/>
-          <w:lang w:eastAsia="zh-CN"/>
-        </w:rPr>
-        <w:t>、错误率</w:t>
-      </w:r>
-      <w:r>
-        <w:rPr>
-          <w:sz w:val="21"/>
-          <w:lang w:eastAsia="zh-CN"/>
-        </w:rPr>
-        <w:t xml:space="preserve"> &lt; 1%</w:t>
+        <w:t>所有功能需求通过对应测试用例验证；核心</w:t>
+      </w:r>
+      <w:r>
+        <w:rPr>
+          <w:sz w:val="21"/>
+          <w:lang w:eastAsia="zh-CN"/>
+        </w:rPr>
+        <w:t xml:space="preserve"> API </w:t>
+      </w:r>
+      <w:r>
+        <w:rPr>
+          <w:sz w:val="21"/>
+          <w:lang w:eastAsia="zh-CN"/>
+        </w:rPr>
+        <w:t>需求场景覆盖率</w:t>
+      </w:r>
+      <w:r>
+        <w:rPr>
+          <w:sz w:val="21"/>
+          <w:lang w:eastAsia="zh-CN"/>
+        </w:rPr>
+        <w:t xml:space="preserve"> 100%</w:t>
+      </w:r>
+      <w:r>
+        <w:rPr>
+          <w:sz w:val="21"/>
+          <w:lang w:eastAsia="zh-CN"/>
+        </w:rPr>
+        <w:t>，关键</w:t>
+      </w:r>
+      <w:r>
+        <w:rPr>
+          <w:sz w:val="21"/>
+          <w:lang w:eastAsia="zh-CN"/>
+        </w:rPr>
+        <w:t xml:space="preserve"> Service </w:t>
+      </w:r>
+      <w:r>
+        <w:rPr>
+          <w:sz w:val="21"/>
+          <w:lang w:eastAsia="zh-CN"/>
+        </w:rPr>
+        <w:t>方法</w:t>
+      </w:r>
+      <w:r>
+        <w:rPr>
+          <w:sz w:val="21"/>
+          <w:lang w:eastAsia="zh-CN"/>
+        </w:rPr>
+        <w:t xml:space="preserve"> JaCoCo </w:t>
+      </w:r>
+      <w:r>
+        <w:rPr>
+          <w:sz w:val="21"/>
+          <w:lang w:eastAsia="zh-CN"/>
+        </w:rPr>
+        <w:t>行覆盖率不低于</w:t>
+      </w:r>
+      <w:r>
+        <w:rPr>
+          <w:sz w:val="21"/>
+          <w:lang w:eastAsia="zh-CN"/>
+        </w:rPr>
+        <w:t xml:space="preserve"> 90%</w:t>
+      </w:r>
+      <w:r>
+        <w:rPr>
+          <w:sz w:val="21"/>
+          <w:lang w:eastAsia="zh-CN"/>
+        </w:rPr>
+        <w:t>，自动化测试通过率</w:t>
+      </w:r>
+      <w:r>
+        <w:rPr>
+          <w:sz w:val="21"/>
+          <w:lang w:eastAsia="zh-CN"/>
+        </w:rPr>
+        <w:t xml:space="preserve"> 100%</w:t>
       </w:r>
       <w:r>
         <w:rPr>
@@ -23885,45 +23756,15 @@
       </w:pPr>
       <w:r>
         <w:rPr>
-          <w:sz w:val="21"/>
           <w:lang w:eastAsia="zh-CN"/>
         </w:rPr>
         <w:t xml:space="preserve">2. </w:t>
       </w:r>
       <w:r>
         <w:rPr>
-          <w:sz w:val="21"/>
-          <w:lang w:eastAsia="zh-CN"/>
-        </w:rPr>
-        <w:t>按</w:t>
-      </w:r>
-      <w:r>
-        <w:rPr>
-          <w:sz w:val="21"/>
-          <w:lang w:eastAsia="zh-CN"/>
-        </w:rPr>
-        <w:t xml:space="preserve"> NFR-PERF-002 </w:t>
-      </w:r>
-      <w:r>
-        <w:rPr>
-          <w:sz w:val="21"/>
-          <w:lang w:eastAsia="zh-CN"/>
-        </w:rPr>
-        <w:t>执行</w:t>
-      </w:r>
-      <w:r>
-        <w:rPr>
-          <w:sz w:val="21"/>
-          <w:lang w:eastAsia="zh-CN"/>
-        </w:rPr>
-        <w:t xml:space="preserve"> 50 </w:t>
-      </w:r>
-      <w:r>
-        <w:rPr>
-          <w:sz w:val="21"/>
-          <w:lang w:eastAsia="zh-CN"/>
-        </w:rPr>
-        <w:t>并发订单测试，不得出现负库存、超卖、重复扣减、部分事务或服务崩溃。</w:t>
+          <w:lang w:eastAsia="zh-CN"/>
+        </w:rPr>
+        <w:t>注册、登录、购物车、下单、订单查询等核心流程端到端（前后端联调）测试通过。</w:t>
       </w:r>
     </w:p>
     <w:p>
@@ -23933,18 +23774,18 @@
           <w:lang w:eastAsia="zh-CN"/>
         </w:rPr>
       </w:pPr>
-      <w:bookmarkStart w:id="42" w:name="_Toc239157906"/>
-      <w:r>
-        <w:rPr>
-          <w:lang w:eastAsia="zh-CN"/>
-        </w:rPr>
-        <w:t xml:space="preserve">8.3 </w:t>
-      </w:r>
-      <w:r>
-        <w:rPr>
-          <w:lang w:eastAsia="zh-CN"/>
-        </w:rPr>
-        <w:t>安全验收</w:t>
+      <w:bookmarkStart w:id="42" w:name="_Toc239157905"/>
+      <w:r>
+        <w:rPr>
+          <w:lang w:eastAsia="zh-CN"/>
+        </w:rPr>
+        <w:t xml:space="preserve">8.2 </w:t>
+      </w:r>
+      <w:r>
+        <w:rPr>
+          <w:lang w:eastAsia="zh-CN"/>
+        </w:rPr>
+        <w:t>性能验收</w:t>
       </w:r>
       <w:bookmarkEnd w:id="42"/>
     </w:p>
@@ -23968,21 +23809,63 @@
           <w:sz w:val="21"/>
           <w:lang w:eastAsia="zh-CN"/>
         </w:rPr>
-        <w:t>密码使用</w:t>
-      </w:r>
-      <w:r>
-        <w:rPr>
-          <w:sz w:val="21"/>
-          <w:lang w:eastAsia="zh-CN"/>
-        </w:rPr>
-        <w:t xml:space="preserve"> BCrypt </w:t>
-      </w:r>
-      <w:r>
-        <w:rPr>
-          <w:sz w:val="21"/>
-          <w:lang w:eastAsia="zh-CN"/>
-        </w:rPr>
-        <w:t>单向散列，数据库、接口响应和日志均不出现明文密码；</w:t>
+        <w:t>按</w:t>
+      </w:r>
+      <w:r>
+        <w:rPr>
+          <w:sz w:val="21"/>
+          <w:lang w:eastAsia="zh-CN"/>
+        </w:rPr>
+        <w:t xml:space="preserve"> NFR-PERF-001 </w:t>
+      </w:r>
+      <w:r>
+        <w:rPr>
+          <w:sz w:val="21"/>
+          <w:lang w:eastAsia="zh-CN"/>
+        </w:rPr>
+        <w:t>规定的数据基线、预热时间和持续时间执行，常规</w:t>
+      </w:r>
+      <w:r>
+        <w:rPr>
+          <w:sz w:val="21"/>
+          <w:lang w:eastAsia="zh-CN"/>
+        </w:rPr>
+        <w:t xml:space="preserve"> GET </w:t>
+      </w:r>
+      <w:r>
+        <w:rPr>
+          <w:sz w:val="21"/>
+          <w:lang w:eastAsia="zh-CN"/>
+        </w:rPr>
+        <w:t>接口</w:t>
+      </w:r>
+      <w:r>
+        <w:rPr>
+          <w:sz w:val="21"/>
+          <w:lang w:eastAsia="zh-CN"/>
+        </w:rPr>
+        <w:t xml:space="preserve"> P95 &lt; 500ms</w:t>
+      </w:r>
+      <w:r>
+        <w:rPr>
+          <w:sz w:val="21"/>
+          <w:lang w:eastAsia="zh-CN"/>
+        </w:rPr>
+        <w:t>、错误率</w:t>
+      </w:r>
+      <w:r>
+        <w:rPr>
+          <w:sz w:val="21"/>
+          <w:lang w:eastAsia="zh-CN"/>
+        </w:rPr>
+        <w:t xml:space="preserve"> &lt; 1%</w:t>
+      </w:r>
+      <w:r>
+        <w:rPr>
+          <w:sz w:val="21"/>
+          <w:lang w:eastAsia="zh-CN"/>
+        </w:rPr>
+        <w:t>；</w:t>
       </w:r>
     </w:p>
     <w:p>
@@ -24005,78 +23888,56 @@
           <w:sz w:val="21"/>
           <w:lang w:eastAsia="zh-CN"/>
         </w:rPr>
-        <w:t>所有受保护接口通过未登录、错误角色和资源越权自动化测试；</w:t>
+        <w:t>按</w:t>
+      </w:r>
+      <w:r>
+        <w:rPr>
+          <w:sz w:val="21"/>
+          <w:lang w:eastAsia="zh-CN"/>
+        </w:rPr>
+        <w:t xml:space="preserve"> NFR-PERF-002 </w:t>
+      </w:r>
+      <w:r>
+        <w:rPr>
+          <w:sz w:val="21"/>
+          <w:lang w:eastAsia="zh-CN"/>
+        </w:rPr>
+        <w:t>执行</w:t>
+      </w:r>
+      <w:r>
+        <w:rPr>
+          <w:sz w:val="21"/>
+          <w:lang w:eastAsia="zh-CN"/>
+        </w:rPr>
+        <w:t xml:space="preserve"> 50 </w:t>
+      </w:r>
+      <w:r>
+        <w:rPr>
+          <w:sz w:val="21"/>
+          <w:lang w:eastAsia="zh-CN"/>
+        </w:rPr>
+        <w:t>并发订单测试，不得出现负库存、超卖、重复扣减、部分事务或服务崩溃。</w:t>
       </w:r>
     </w:p>
     <w:p>
       <w:pPr>
-        <w:spacing w:after="80"/>
-        <w:ind w:left="283"/>
-        <w:rPr>
-          <w:lang w:eastAsia="zh-CN"/>
-        </w:rPr>
-      </w:pPr>
-      <w:r>
-        <w:rPr>
-          <w:sz w:val="21"/>
-          <w:lang w:eastAsia="zh-CN"/>
-        </w:rPr>
-        <w:t xml:space="preserve">3. </w:t>
-      </w:r>
-      <w:r>
-        <w:rPr>
-          <w:sz w:val="21"/>
-          <w:lang w:eastAsia="zh-CN"/>
-        </w:rPr>
-        <w:t>所有数据库访问参数化，并通过</w:t>
-      </w:r>
-      <w:r>
-        <w:rPr>
-          <w:sz w:val="21"/>
-          <w:lang w:eastAsia="zh-CN"/>
-        </w:rPr>
-        <w:t xml:space="preserve"> SQL </w:t>
-      </w:r>
-      <w:r>
-        <w:rPr>
-          <w:sz w:val="21"/>
-          <w:lang w:eastAsia="zh-CN"/>
-        </w:rPr>
-        <w:t>注入、超长字符串、非法枚举和越界数值检查。</w:t>
-      </w:r>
-    </w:p>
-    <w:p>
-      <w:pPr>
         <w:pStyle w:val="21"/>
         <w:rPr>
           <w:lang w:eastAsia="zh-CN"/>
         </w:rPr>
       </w:pPr>
-      <w:bookmarkStart w:id="43" w:name="_Toc239157907"/>
-      <w:r>
-        <w:rPr>
-          <w:lang w:eastAsia="zh-CN"/>
-        </w:rPr>
-        <w:lastRenderedPageBreak/>
-        <w:t xml:space="preserve">8.4 </w:t>
-      </w:r>
-      <w:r>
-        <w:rPr>
-          <w:lang w:eastAsia="zh-CN"/>
-        </w:rPr>
-        <w:t>用户验收（</w:t>
-      </w:r>
-      <w:r>
-        <w:rPr>
-          <w:lang w:eastAsia="zh-CN"/>
-        </w:rPr>
-        <w:t xml:space="preserve">UAT / </w:t>
-      </w:r>
-      <w:r>
-        <w:rPr>
-          <w:lang w:eastAsia="zh-CN"/>
-        </w:rPr>
-        <w:t>交叉验收）</w:t>
+      <w:bookmarkStart w:id="43" w:name="_Toc239157906"/>
+      <w:r>
+        <w:rPr>
+          <w:lang w:eastAsia="zh-CN"/>
+        </w:rPr>
+        <w:t xml:space="preserve">8.3 </w:t>
+      </w:r>
+      <w:r>
+        <w:rPr>
+          <w:lang w:eastAsia="zh-CN"/>
+        </w:rPr>
+        <w:t>安全验收</w:t>
       </w:r>
       <w:bookmarkEnd w:id="43"/>
     </w:p>
@@ -24090,15 +23951,31 @@
       </w:pPr>
       <w:r>
         <w:rPr>
+          <w:sz w:val="21"/>
           <w:lang w:eastAsia="zh-CN"/>
         </w:rPr>
         <w:t xml:space="preserve">1. </w:t>
       </w:r>
       <w:r>
         <w:rPr>
-          <w:lang w:eastAsia="zh-CN"/>
-        </w:rPr>
-        <w:t>交叉验收小组按需求逐项核对功能与验收标准；</w:t>
+          <w:sz w:val="21"/>
+          <w:lang w:eastAsia="zh-CN"/>
+        </w:rPr>
+        <w:t>密码使用</w:t>
+      </w:r>
+      <w:r>
+        <w:rPr>
+          <w:sz w:val="21"/>
+          <w:lang w:eastAsia="zh-CN"/>
+        </w:rPr>
+        <w:t xml:space="preserve"> BCrypt </w:t>
+      </w:r>
+      <w:r>
+        <w:rPr>
+          <w:sz w:val="21"/>
+          <w:lang w:eastAsia="zh-CN"/>
+        </w:rPr>
+        <w:t>单向散列，数据库、接口响应和日志均不出现明文密码；</w:t>
       </w:r>
     </w:p>
     <w:p>
@@ -24111,53 +23988,169 @@
       </w:pPr>
       <w:r>
         <w:rPr>
+          <w:sz w:val="21"/>
           <w:lang w:eastAsia="zh-CN"/>
         </w:rPr>
         <w:t xml:space="preserve">2. </w:t>
       </w:r>
       <w:r>
         <w:rPr>
-          <w:lang w:eastAsia="zh-CN"/>
-        </w:rPr>
-        <w:t>指导教师复核需求追溯（需求</w:t>
-      </w:r>
-      <w:r>
-        <w:rPr>
-          <w:lang w:eastAsia="zh-CN"/>
-        </w:rPr>
-        <w:t xml:space="preserve"> → </w:t>
-      </w:r>
-      <w:r>
-        <w:rPr>
-          <w:lang w:eastAsia="zh-CN"/>
-        </w:rPr>
-        <w:t>测试</w:t>
-      </w:r>
-      <w:r>
-        <w:rPr>
-          <w:lang w:eastAsia="zh-CN"/>
-        </w:rPr>
-        <w:t xml:space="preserve"> → </w:t>
-      </w:r>
-      <w:r>
-        <w:rPr>
-          <w:lang w:eastAsia="zh-CN"/>
-        </w:rPr>
-        <w:t>代码）；</w:t>
+          <w:sz w:val="21"/>
+          <w:lang w:eastAsia="zh-CN"/>
+        </w:rPr>
+        <w:t>所有受保护接口通过未登录、错误角色和资源越权自动化测试；</w:t>
       </w:r>
     </w:p>
     <w:p>
       <w:pPr>
-        <w:rPr>
-          <w:lang w:eastAsia="zh-CN"/>
-        </w:rPr>
-      </w:pPr>
+        <w:spacing w:after="80"/>
+        <w:ind w:left="283"/>
+        <w:rPr>
+          <w:lang w:eastAsia="zh-CN"/>
+        </w:rPr>
+      </w:pPr>
+      <w:r>
+        <w:rPr>
+          <w:sz w:val="21"/>
+          <w:lang w:eastAsia="zh-CN"/>
+        </w:rPr>
+        <w:t xml:space="preserve">3. </w:t>
+      </w:r>
+      <w:r>
+        <w:rPr>
+          <w:sz w:val="21"/>
+          <w:lang w:eastAsia="zh-CN"/>
+        </w:rPr>
+        <w:t>所有数据库访问参数化，并通过</w:t>
+      </w:r>
+      <w:r>
+        <w:rPr>
+          <w:sz w:val="21"/>
+          <w:lang w:eastAsia="zh-CN"/>
+        </w:rPr>
+        <w:t xml:space="preserve"> SQL </w:t>
+      </w:r>
+      <w:r>
+        <w:rPr>
+          <w:sz w:val="21"/>
+          <w:lang w:eastAsia="zh-CN"/>
+        </w:rPr>
+        <w:t>注入、超长字符串、非法枚举和越界数值检查。</w:t>
+      </w:r>
     </w:p>
     <w:p>
       <w:pPr>
         <w:pStyle w:val="21"/>
-      </w:pPr>
-      <w:bookmarkStart w:id="44" w:name="_Toc239157908"/>
+        <w:rPr>
+          <w:lang w:eastAsia="zh-CN"/>
+        </w:rPr>
+      </w:pPr>
+      <w:bookmarkStart w:id="44" w:name="_Toc239157907"/>
+      <w:r>
+        <w:rPr>
+          <w:lang w:eastAsia="zh-CN"/>
+        </w:rPr>
+        <w:lastRenderedPageBreak/>
+        <w:t xml:space="preserve">8.4 </w:t>
+      </w:r>
+      <w:r>
+        <w:rPr>
+          <w:lang w:eastAsia="zh-CN"/>
+        </w:rPr>
+        <w:t>用户验收（</w:t>
+      </w:r>
+      <w:r>
+        <w:rPr>
+          <w:lang w:eastAsia="zh-CN"/>
+        </w:rPr>
+        <w:t xml:space="preserve">UAT / </w:t>
+      </w:r>
+      <w:r>
+        <w:rPr>
+          <w:lang w:eastAsia="zh-CN"/>
+        </w:rPr>
+        <w:t>交叉验收）</w:t>
+      </w:r>
+      <w:bookmarkEnd w:id="44"/>
+    </w:p>
+    <w:p>
+      <w:pPr>
+        <w:spacing w:after="80"/>
+        <w:ind w:left="283"/>
+        <w:rPr>
+          <w:lang w:eastAsia="zh-CN"/>
+        </w:rPr>
+      </w:pPr>
+      <w:r>
+        <w:rPr>
+          <w:lang w:eastAsia="zh-CN"/>
+        </w:rPr>
+        <w:t xml:space="preserve">1. </w:t>
+      </w:r>
+      <w:r>
+        <w:rPr>
+          <w:lang w:eastAsia="zh-CN"/>
+        </w:rPr>
+        <w:t>交叉验收小组按需求逐项核对功能与验收标准；</w:t>
+      </w:r>
+    </w:p>
+    <w:p>
+      <w:pPr>
+        <w:spacing w:after="80"/>
+        <w:ind w:left="283"/>
+        <w:rPr>
+          <w:lang w:eastAsia="zh-CN"/>
+        </w:rPr>
+      </w:pPr>
+      <w:r>
+        <w:rPr>
+          <w:lang w:eastAsia="zh-CN"/>
+        </w:rPr>
+        <w:t xml:space="preserve">2. </w:t>
+      </w:r>
+      <w:r>
+        <w:rPr>
+          <w:lang w:eastAsia="zh-CN"/>
+        </w:rPr>
+        <w:t>指导教师复核需求追溯（需求</w:t>
+      </w:r>
+      <w:r>
+        <w:rPr>
+          <w:lang w:eastAsia="zh-CN"/>
+        </w:rPr>
+        <w:t xml:space="preserve"> → </w:t>
+      </w:r>
+      <w:r>
+        <w:rPr>
+          <w:lang w:eastAsia="zh-CN"/>
+        </w:rPr>
+        <w:t>测试</w:t>
+      </w:r>
+      <w:r>
+        <w:rPr>
+          <w:lang w:eastAsia="zh-CN"/>
+        </w:rPr>
+        <w:t xml:space="preserve"> → </w:t>
+      </w:r>
+      <w:r>
+        <w:rPr>
+          <w:lang w:eastAsia="zh-CN"/>
+        </w:rPr>
+        <w:t>代码）；</w:t>
+      </w:r>
+    </w:p>
+    <w:p>
+      <w:pPr>
+        <w:rPr>
+          <w:lang w:eastAsia="zh-CN"/>
+        </w:rPr>
+      </w:pPr>
+    </w:p>
+    <w:p>
+      <w:pPr>
+        <w:pStyle w:val="21"/>
+      </w:pPr>
+      <w:bookmarkStart w:id="45" w:name="_Toc239157908"/>
       <w:r>
         <w:rPr>
           <w:rFonts w:ascii="Times New Roman" w:eastAsia="宋体" w:hAnsi="Times New Roman"/>
@@ -24173,7 +24166,7 @@
         </w:rPr>
         <w:t>阶段质量门禁与证据</w:t>
       </w:r>
-      <w:bookmarkEnd w:id="44"/>
+      <w:bookmarkEnd w:id="45"/>
       <w:proofErr w:type="spellEnd"/>
     </w:p>
     <w:tbl>
@@ -24651,7 +24644,7 @@
       <w:pPr>
         <w:pStyle w:val="1"/>
       </w:pPr>
-      <w:bookmarkStart w:id="45" w:name="_Toc239157909"/>
+      <w:bookmarkStart w:id="46" w:name="_Toc239157909"/>
       <w:r>
         <w:t xml:space="preserve">9. </w:t>
       </w:r>
@@ -24659,14 +24652,14 @@
       <w:r>
         <w:t>附录</w:t>
       </w:r>
-      <w:bookmarkEnd w:id="45"/>
+      <w:bookmarkEnd w:id="46"/>
       <w:proofErr w:type="spellEnd"/>
     </w:p>
     <w:p>
       <w:pPr>
         <w:pStyle w:val="21"/>
       </w:pPr>
-      <w:bookmarkStart w:id="46" w:name="_Toc239157910"/>
+      <w:bookmarkStart w:id="47" w:name="_Toc239157910"/>
       <w:proofErr w:type="spellStart"/>
       <w:r>
         <w:t>附录</w:t>
@@ -24682,7 +24675,7 @@
       <w:r>
         <w:t>：术语表</w:t>
       </w:r>
-      <w:bookmarkEnd w:id="46"/>
+      <w:bookmarkEnd w:id="47"/>
       <w:proofErr w:type="spellEnd"/>
     </w:p>
     <w:tbl>
@@ -24996,7 +24989,7 @@
           <w:lang w:eastAsia="zh-CN"/>
         </w:rPr>
       </w:pPr>
-      <w:bookmarkStart w:id="47" w:name="_Toc239157911"/>
+      <w:bookmarkStart w:id="48" w:name="_Toc239157911"/>
       <w:r>
         <w:rPr>
           <w:lang w:eastAsia="zh-CN"/>
@@ -25023,7 +25016,7 @@
         </w:rPr>
         <w:t>：需求追溯矩阵</w:t>
       </w:r>
-      <w:bookmarkEnd w:id="47"/>
+      <w:bookmarkEnd w:id="48"/>
     </w:p>
     <w:tbl>
       <w:tblPr>
@@ -26995,7 +26988,7 @@
           <w:lang w:eastAsia="zh-CN"/>
         </w:rPr>
       </w:pPr>
-      <w:bookmarkStart w:id="48" w:name="_Toc239157912"/>
+      <w:bookmarkStart w:id="49" w:name="_Toc239157912"/>
       <w:r>
         <w:rPr>
           <w:rFonts w:ascii="Times New Roman" w:eastAsia="宋体" w:hAnsi="Times New Roman"/>
@@ -27021,7 +27014,7 @@
         </w:rPr>
         <w:t>：非功能需求追溯</w:t>
       </w:r>
-      <w:bookmarkEnd w:id="48"/>
+      <w:bookmarkEnd w:id="49"/>
     </w:p>
     <w:tbl>
       <w:tblPr>
@@ -27604,7 +27597,7 @@
           <w:lang w:eastAsia="zh-CN"/>
         </w:rPr>
       </w:pPr>
-      <w:bookmarkStart w:id="49" w:name="_Toc239157913"/>
+      <w:bookmarkStart w:id="50" w:name="_Toc239157913"/>
       <w:r>
         <w:rPr>
           <w:rFonts w:ascii="Times New Roman" w:eastAsia="宋体" w:hAnsi="Times New Roman"/>
@@ -27630,7 +27623,7 @@
         </w:rPr>
         <w:t>：需求变更影响记录模板</w:t>
       </w:r>
-      <w:bookmarkEnd w:id="49"/>
+      <w:bookmarkEnd w:id="50"/>
     </w:p>
     <w:tbl>
       <w:tblPr>
@@ -28168,7 +28161,7 @@
           <w:lang w:eastAsia="zh-CN"/>
         </w:rPr>
       </w:pPr>
-      <w:bookmarkStart w:id="50" w:name="_Toc239157914"/>
+      <w:bookmarkStart w:id="51" w:name="_Toc239157914"/>
       <w:r>
         <w:rPr>
           <w:rFonts w:ascii="Times New Roman" w:eastAsia="宋体" w:hAnsi="Times New Roman"/>
@@ -28194,7 +28187,7 @@
         </w:rPr>
         <w:t>：测试用例规范模板</w:t>
       </w:r>
-      <w:bookmarkEnd w:id="50"/>
+      <w:bookmarkEnd w:id="51"/>
     </w:p>
     <w:tbl>
       <w:tblPr>
